--- a/Files/Jurnal_out/JST (Jurnal Sains dan Teknologi).docx
+++ b/Files/Jurnal_out/JST (Jurnal Sains dan Teknologi).docx
@@ -161,18 +161,8 @@
           <w:spacing w:val="1"/>
           <w:lang w:val="en-US"/>
         </w:rPr>
-        <w:t xml:space="preserve">Teknik </w:t>
-      </w:r>
-      <w:proofErr w:type="spellStart"/>
-      <w:r>
-        <w:rPr>
-          <w:rFonts w:ascii="Arial" w:hAnsi="Arial" w:cs="Arial"/>
-          <w:spacing w:val="1"/>
-          <w:lang w:val="en-US"/>
-        </w:rPr>
-        <w:t>Elektro</w:t>
-      </w:r>
-      <w:proofErr w:type="spellEnd"/>
+        <w:t>Teknik Elektro</w:t>
+      </w:r>
       <w:r>
         <w:rPr>
           <w:rFonts w:ascii="Arial" w:hAnsi="Arial" w:cs="Arial"/>
@@ -207,25 +197,7 @@
           <w:spacing w:val="-10"/>
           <w:lang w:val="en-US"/>
         </w:rPr>
-        <w:t xml:space="preserve">UIN Sultan </w:t>
-      </w:r>
-      <w:proofErr w:type="spellStart"/>
-      <w:r>
-        <w:rPr>
-          <w:rFonts w:ascii="Arial" w:hAnsi="Arial" w:cs="Arial"/>
-          <w:spacing w:val="-10"/>
-          <w:lang w:val="en-US"/>
-        </w:rPr>
-        <w:t>Syarif</w:t>
-      </w:r>
-      <w:proofErr w:type="spellEnd"/>
-      <w:r>
-        <w:rPr>
-          <w:rFonts w:ascii="Arial" w:hAnsi="Arial" w:cs="Arial"/>
-          <w:spacing w:val="-10"/>
-          <w:lang w:val="en-US"/>
-        </w:rPr>
-        <w:t xml:space="preserve"> Kasim</w:t>
+        <w:t>UIN Sultan Syarif Kasim</w:t>
       </w:r>
     </w:p>
     <w:p>
@@ -238,7 +210,6 @@
           <w:lang w:val="en-US"/>
         </w:rPr>
       </w:pPr>
-      <w:proofErr w:type="spellStart"/>
       <w:r>
         <w:rPr>
           <w:rFonts w:ascii="Arial" w:hAnsi="Arial" w:cs="Arial"/>
@@ -248,7 +219,6 @@
         </w:rPr>
         <w:t>Pekanbaru</w:t>
       </w:r>
-      <w:proofErr w:type="spellEnd"/>
       <w:r>
         <w:rPr>
           <w:rFonts w:ascii="Arial" w:hAnsi="Arial" w:cs="Arial"/>
@@ -324,7 +294,6 @@
         </w:rPr>
         <w:t>-</w:t>
       </w:r>
-      <w:proofErr w:type="spellStart"/>
       <w:r>
         <w:rPr>
           <w:rFonts w:ascii="Arial" w:hAnsi="Arial" w:cs="Arial"/>
@@ -348,7 +317,6 @@
         </w:rPr>
         <w:t>il</w:t>
       </w:r>
-      <w:proofErr w:type="spellEnd"/>
       <w:r>
         <w:rPr>
           <w:rFonts w:ascii="Arial" w:hAnsi="Arial" w:cs="Arial"/>
@@ -492,7 +460,6 @@
           <w:szCs w:val="20"/>
         </w:rPr>
       </w:pPr>
-      <w:proofErr w:type="spellStart"/>
       <w:r>
         <w:rPr>
           <w:rFonts w:ascii="Arial" w:hAnsi="Arial" w:cs="Arial"/>
@@ -502,9 +469,8 @@
           <w:szCs w:val="20"/>
           <w:lang w:val="en-US"/>
         </w:rPr>
-        <w:t>Tindak</w:t>
-      </w:r>
-      <w:proofErr w:type="spellEnd"/>
+        <w:t>Tindak kejahatan Pencurian Sepeda Motor merupakan kriminalitas dengan angka yang tinggi</w:t>
+      </w:r>
       <w:r>
         <w:rPr>
           <w:rFonts w:ascii="Arial" w:hAnsi="Arial" w:cs="Arial"/>
@@ -514,9 +480,8 @@
           <w:szCs w:val="20"/>
           <w:lang w:val="en-US"/>
         </w:rPr>
-        <w:t xml:space="preserve"> </w:t>
-      </w:r>
-      <w:proofErr w:type="spellStart"/>
+        <w:t xml:space="preserve">. Sistem keamanan yang terdapat pada kebanyakan sepeda motor saat ini masih sebatas pada kunci stang yang menyatu dengan kunci kontak. </w:t>
+      </w:r>
       <w:r>
         <w:rPr>
           <w:rFonts w:ascii="Arial" w:hAnsi="Arial" w:cs="Arial"/>
@@ -526,9 +491,8 @@
           <w:szCs w:val="20"/>
           <w:lang w:val="en-US"/>
         </w:rPr>
-        <w:t>kejahatan</w:t>
-      </w:r>
-      <w:proofErr w:type="spellEnd"/>
+        <w:t>Mengingat angka pencurian di indonesia yang semakin meni</w:t>
+      </w:r>
       <w:r>
         <w:rPr>
           <w:rFonts w:ascii="Arial" w:hAnsi="Arial" w:cs="Arial"/>
@@ -538,9 +502,8 @@
           <w:szCs w:val="20"/>
           <w:lang w:val="en-US"/>
         </w:rPr>
-        <w:t xml:space="preserve"> </w:t>
-      </w:r>
-      <w:proofErr w:type="spellStart"/>
+        <w:t>ngkat dan perlunya s</w:t>
+      </w:r>
       <w:r>
         <w:rPr>
           <w:rFonts w:ascii="Arial" w:hAnsi="Arial" w:cs="Arial"/>
@@ -550,9 +513,8 @@
           <w:szCs w:val="20"/>
           <w:lang w:val="en-US"/>
         </w:rPr>
-        <w:t>Pencurian</w:t>
-      </w:r>
-      <w:proofErr w:type="spellEnd"/>
+        <w:t xml:space="preserve">istem keamanan berbasis internet </w:t>
+      </w:r>
       <w:r>
         <w:rPr>
           <w:rFonts w:ascii="Arial" w:hAnsi="Arial" w:cs="Arial"/>
@@ -562,9 +524,8 @@
           <w:szCs w:val="20"/>
           <w:lang w:val="en-US"/>
         </w:rPr>
-        <w:t xml:space="preserve"> </w:t>
-      </w:r>
-      <w:proofErr w:type="spellStart"/>
+        <w:t xml:space="preserve">yang mampu bekerja secara otomatis akan </w:t>
+      </w:r>
       <w:r>
         <w:rPr>
           <w:rFonts w:ascii="Arial" w:hAnsi="Arial" w:cs="Arial"/>
@@ -574,9 +535,8 @@
           <w:szCs w:val="20"/>
           <w:lang w:val="en-US"/>
         </w:rPr>
-        <w:t>Sepeda</w:t>
-      </w:r>
-      <w:proofErr w:type="spellEnd"/>
+        <w:t xml:space="preserve">berdampak positif dalam hal ini. </w:t>
+      </w:r>
       <w:r>
         <w:rPr>
           <w:rFonts w:ascii="Arial" w:hAnsi="Arial" w:cs="Arial"/>
@@ -586,9 +546,8 @@
           <w:szCs w:val="20"/>
           <w:lang w:val="en-US"/>
         </w:rPr>
-        <w:t xml:space="preserve"> Motor </w:t>
-      </w:r>
-      <w:proofErr w:type="spellStart"/>
+        <w:t>Maka dari itu, dalam penelitian ini akan dikembangkan sebuah sistem keamanan dan monitoring sekaligus sistem peringatan dini yang dapat dipasangkan pada sepeda motor.</w:t>
+      </w:r>
       <w:r>
         <w:rPr>
           <w:rFonts w:ascii="Arial" w:hAnsi="Arial" w:cs="Arial"/>
@@ -598,9 +557,8 @@
           <w:szCs w:val="20"/>
           <w:lang w:val="en-US"/>
         </w:rPr>
-        <w:t>merupakan</w:t>
-      </w:r>
-      <w:proofErr w:type="spellEnd"/>
+        <w:t xml:space="preserve"> Perangkat yang akan dikembangkan dapat melakukan monitoring, memberi notifikasi kepada pemilik kendaraan ataupun lingkungan sekitar. </w:t>
+      </w:r>
       <w:r>
         <w:rPr>
           <w:rFonts w:ascii="Arial" w:hAnsi="Arial" w:cs="Arial"/>
@@ -610,2235 +568,7 @@
           <w:szCs w:val="20"/>
           <w:lang w:val="en-US"/>
         </w:rPr>
-        <w:t xml:space="preserve"> </w:t>
-      </w:r>
-      <w:proofErr w:type="spellStart"/>
-      <w:r>
-        <w:rPr>
-          <w:rFonts w:ascii="Arial" w:hAnsi="Arial" w:cs="Arial"/>
-          <w:color w:val="000000"/>
-          <w:spacing w:val="-1"/>
-          <w:sz w:val="20"/>
-          <w:szCs w:val="20"/>
-          <w:lang w:val="en-US"/>
-        </w:rPr>
-        <w:t>kriminalitas</w:t>
-      </w:r>
-      <w:proofErr w:type="spellEnd"/>
-      <w:r>
-        <w:rPr>
-          <w:rFonts w:ascii="Arial" w:hAnsi="Arial" w:cs="Arial"/>
-          <w:color w:val="000000"/>
-          <w:spacing w:val="-1"/>
-          <w:sz w:val="20"/>
-          <w:szCs w:val="20"/>
-          <w:lang w:val="en-US"/>
-        </w:rPr>
-        <w:t xml:space="preserve"> </w:t>
-      </w:r>
-      <w:proofErr w:type="spellStart"/>
-      <w:r>
-        <w:rPr>
-          <w:rFonts w:ascii="Arial" w:hAnsi="Arial" w:cs="Arial"/>
-          <w:color w:val="000000"/>
-          <w:spacing w:val="-1"/>
-          <w:sz w:val="20"/>
-          <w:szCs w:val="20"/>
-          <w:lang w:val="en-US"/>
-        </w:rPr>
-        <w:t>dengan</w:t>
-      </w:r>
-      <w:proofErr w:type="spellEnd"/>
-      <w:r>
-        <w:rPr>
-          <w:rFonts w:ascii="Arial" w:hAnsi="Arial" w:cs="Arial"/>
-          <w:color w:val="000000"/>
-          <w:spacing w:val="-1"/>
-          <w:sz w:val="20"/>
-          <w:szCs w:val="20"/>
-          <w:lang w:val="en-US"/>
-        </w:rPr>
-        <w:t xml:space="preserve"> </w:t>
-      </w:r>
-      <w:proofErr w:type="spellStart"/>
-      <w:r>
-        <w:rPr>
-          <w:rFonts w:ascii="Arial" w:hAnsi="Arial" w:cs="Arial"/>
-          <w:color w:val="000000"/>
-          <w:spacing w:val="-1"/>
-          <w:sz w:val="20"/>
-          <w:szCs w:val="20"/>
-          <w:lang w:val="en-US"/>
-        </w:rPr>
-        <w:t>angka</w:t>
-      </w:r>
-      <w:proofErr w:type="spellEnd"/>
-      <w:r>
-        <w:rPr>
-          <w:rFonts w:ascii="Arial" w:hAnsi="Arial" w:cs="Arial"/>
-          <w:color w:val="000000"/>
-          <w:spacing w:val="-1"/>
-          <w:sz w:val="20"/>
-          <w:szCs w:val="20"/>
-          <w:lang w:val="en-US"/>
-        </w:rPr>
-        <w:t xml:space="preserve"> yang </w:t>
-      </w:r>
-      <w:proofErr w:type="spellStart"/>
-      <w:r>
-        <w:rPr>
-          <w:rFonts w:ascii="Arial" w:hAnsi="Arial" w:cs="Arial"/>
-          <w:color w:val="000000"/>
-          <w:spacing w:val="-1"/>
-          <w:sz w:val="20"/>
-          <w:szCs w:val="20"/>
-          <w:lang w:val="en-US"/>
-        </w:rPr>
-        <w:t>tinggi</w:t>
-      </w:r>
-      <w:proofErr w:type="spellEnd"/>
-      <w:r>
-        <w:rPr>
-          <w:rFonts w:ascii="Arial" w:hAnsi="Arial" w:cs="Arial"/>
-          <w:color w:val="000000"/>
-          <w:spacing w:val="-1"/>
-          <w:sz w:val="20"/>
-          <w:szCs w:val="20"/>
-          <w:lang w:val="en-US"/>
-        </w:rPr>
-        <w:t xml:space="preserve">. </w:t>
-      </w:r>
-      <w:proofErr w:type="spellStart"/>
-      <w:r>
-        <w:rPr>
-          <w:rFonts w:ascii="Arial" w:hAnsi="Arial" w:cs="Arial"/>
-          <w:color w:val="000000"/>
-          <w:spacing w:val="-1"/>
-          <w:sz w:val="20"/>
-          <w:szCs w:val="20"/>
-          <w:lang w:val="en-US"/>
-        </w:rPr>
-        <w:t>Sistem</w:t>
-      </w:r>
-      <w:proofErr w:type="spellEnd"/>
-      <w:r>
-        <w:rPr>
-          <w:rFonts w:ascii="Arial" w:hAnsi="Arial" w:cs="Arial"/>
-          <w:color w:val="000000"/>
-          <w:spacing w:val="-1"/>
-          <w:sz w:val="20"/>
-          <w:szCs w:val="20"/>
-          <w:lang w:val="en-US"/>
-        </w:rPr>
-        <w:t xml:space="preserve"> </w:t>
-      </w:r>
-      <w:proofErr w:type="spellStart"/>
-      <w:r>
-        <w:rPr>
-          <w:rFonts w:ascii="Arial" w:hAnsi="Arial" w:cs="Arial"/>
-          <w:color w:val="000000"/>
-          <w:spacing w:val="-1"/>
-          <w:sz w:val="20"/>
-          <w:szCs w:val="20"/>
-          <w:lang w:val="en-US"/>
-        </w:rPr>
-        <w:t>keamanan</w:t>
-      </w:r>
-      <w:proofErr w:type="spellEnd"/>
-      <w:r>
-        <w:rPr>
-          <w:rFonts w:ascii="Arial" w:hAnsi="Arial" w:cs="Arial"/>
-          <w:color w:val="000000"/>
-          <w:spacing w:val="-1"/>
-          <w:sz w:val="20"/>
-          <w:szCs w:val="20"/>
-          <w:lang w:val="en-US"/>
-        </w:rPr>
-        <w:t xml:space="preserve"> yang </w:t>
-      </w:r>
-      <w:proofErr w:type="spellStart"/>
-      <w:r>
-        <w:rPr>
-          <w:rFonts w:ascii="Arial" w:hAnsi="Arial" w:cs="Arial"/>
-          <w:color w:val="000000"/>
-          <w:spacing w:val="-1"/>
-          <w:sz w:val="20"/>
-          <w:szCs w:val="20"/>
-          <w:lang w:val="en-US"/>
-        </w:rPr>
-        <w:t>terdapat</w:t>
-      </w:r>
-      <w:proofErr w:type="spellEnd"/>
-      <w:r>
-        <w:rPr>
-          <w:rFonts w:ascii="Arial" w:hAnsi="Arial" w:cs="Arial"/>
-          <w:color w:val="000000"/>
-          <w:spacing w:val="-1"/>
-          <w:sz w:val="20"/>
-          <w:szCs w:val="20"/>
-          <w:lang w:val="en-US"/>
-        </w:rPr>
-        <w:t xml:space="preserve"> pada </w:t>
-      </w:r>
-      <w:proofErr w:type="spellStart"/>
-      <w:r>
-        <w:rPr>
-          <w:rFonts w:ascii="Arial" w:hAnsi="Arial" w:cs="Arial"/>
-          <w:color w:val="000000"/>
-          <w:spacing w:val="-1"/>
-          <w:sz w:val="20"/>
-          <w:szCs w:val="20"/>
-          <w:lang w:val="en-US"/>
-        </w:rPr>
-        <w:t>kebanyakan</w:t>
-      </w:r>
-      <w:proofErr w:type="spellEnd"/>
-      <w:r>
-        <w:rPr>
-          <w:rFonts w:ascii="Arial" w:hAnsi="Arial" w:cs="Arial"/>
-          <w:color w:val="000000"/>
-          <w:spacing w:val="-1"/>
-          <w:sz w:val="20"/>
-          <w:szCs w:val="20"/>
-          <w:lang w:val="en-US"/>
-        </w:rPr>
-        <w:t xml:space="preserve"> </w:t>
-      </w:r>
-      <w:proofErr w:type="spellStart"/>
-      <w:r>
-        <w:rPr>
-          <w:rFonts w:ascii="Arial" w:hAnsi="Arial" w:cs="Arial"/>
-          <w:color w:val="000000"/>
-          <w:spacing w:val="-1"/>
-          <w:sz w:val="20"/>
-          <w:szCs w:val="20"/>
-          <w:lang w:val="en-US"/>
-        </w:rPr>
-        <w:t>sepeda</w:t>
-      </w:r>
-      <w:proofErr w:type="spellEnd"/>
-      <w:r>
-        <w:rPr>
-          <w:rFonts w:ascii="Arial" w:hAnsi="Arial" w:cs="Arial"/>
-          <w:color w:val="000000"/>
-          <w:spacing w:val="-1"/>
-          <w:sz w:val="20"/>
-          <w:szCs w:val="20"/>
-          <w:lang w:val="en-US"/>
-        </w:rPr>
-        <w:t xml:space="preserve"> motor </w:t>
-      </w:r>
-      <w:proofErr w:type="spellStart"/>
-      <w:r>
-        <w:rPr>
-          <w:rFonts w:ascii="Arial" w:hAnsi="Arial" w:cs="Arial"/>
-          <w:color w:val="000000"/>
-          <w:spacing w:val="-1"/>
-          <w:sz w:val="20"/>
-          <w:szCs w:val="20"/>
-          <w:lang w:val="en-US"/>
-        </w:rPr>
-        <w:t>saat</w:t>
-      </w:r>
-      <w:proofErr w:type="spellEnd"/>
-      <w:r>
-        <w:rPr>
-          <w:rFonts w:ascii="Arial" w:hAnsi="Arial" w:cs="Arial"/>
-          <w:color w:val="000000"/>
-          <w:spacing w:val="-1"/>
-          <w:sz w:val="20"/>
-          <w:szCs w:val="20"/>
-          <w:lang w:val="en-US"/>
-        </w:rPr>
-        <w:t xml:space="preserve"> </w:t>
-      </w:r>
-      <w:proofErr w:type="spellStart"/>
-      <w:r>
-        <w:rPr>
-          <w:rFonts w:ascii="Arial" w:hAnsi="Arial" w:cs="Arial"/>
-          <w:color w:val="000000"/>
-          <w:spacing w:val="-1"/>
-          <w:sz w:val="20"/>
-          <w:szCs w:val="20"/>
-          <w:lang w:val="en-US"/>
-        </w:rPr>
-        <w:t>ini</w:t>
-      </w:r>
-      <w:proofErr w:type="spellEnd"/>
-      <w:r>
-        <w:rPr>
-          <w:rFonts w:ascii="Arial" w:hAnsi="Arial" w:cs="Arial"/>
-          <w:color w:val="000000"/>
-          <w:spacing w:val="-1"/>
-          <w:sz w:val="20"/>
-          <w:szCs w:val="20"/>
-          <w:lang w:val="en-US"/>
-        </w:rPr>
-        <w:t xml:space="preserve"> </w:t>
-      </w:r>
-      <w:proofErr w:type="spellStart"/>
-      <w:r>
-        <w:rPr>
-          <w:rFonts w:ascii="Arial" w:hAnsi="Arial" w:cs="Arial"/>
-          <w:color w:val="000000"/>
-          <w:spacing w:val="-1"/>
-          <w:sz w:val="20"/>
-          <w:szCs w:val="20"/>
-          <w:lang w:val="en-US"/>
-        </w:rPr>
-        <w:t>masih</w:t>
-      </w:r>
-      <w:proofErr w:type="spellEnd"/>
-      <w:r>
-        <w:rPr>
-          <w:rFonts w:ascii="Arial" w:hAnsi="Arial" w:cs="Arial"/>
-          <w:color w:val="000000"/>
-          <w:spacing w:val="-1"/>
-          <w:sz w:val="20"/>
-          <w:szCs w:val="20"/>
-          <w:lang w:val="en-US"/>
-        </w:rPr>
-        <w:t xml:space="preserve"> </w:t>
-      </w:r>
-      <w:proofErr w:type="spellStart"/>
-      <w:r>
-        <w:rPr>
-          <w:rFonts w:ascii="Arial" w:hAnsi="Arial" w:cs="Arial"/>
-          <w:color w:val="000000"/>
-          <w:spacing w:val="-1"/>
-          <w:sz w:val="20"/>
-          <w:szCs w:val="20"/>
-          <w:lang w:val="en-US"/>
-        </w:rPr>
-        <w:t>sebatas</w:t>
-      </w:r>
-      <w:proofErr w:type="spellEnd"/>
-      <w:r>
-        <w:rPr>
-          <w:rFonts w:ascii="Arial" w:hAnsi="Arial" w:cs="Arial"/>
-          <w:color w:val="000000"/>
-          <w:spacing w:val="-1"/>
-          <w:sz w:val="20"/>
-          <w:szCs w:val="20"/>
-          <w:lang w:val="en-US"/>
-        </w:rPr>
-        <w:t xml:space="preserve"> pada </w:t>
-      </w:r>
-      <w:proofErr w:type="spellStart"/>
-      <w:r>
-        <w:rPr>
-          <w:rFonts w:ascii="Arial" w:hAnsi="Arial" w:cs="Arial"/>
-          <w:color w:val="000000"/>
-          <w:spacing w:val="-1"/>
-          <w:sz w:val="20"/>
-          <w:szCs w:val="20"/>
-          <w:lang w:val="en-US"/>
-        </w:rPr>
-        <w:t>kunci</w:t>
-      </w:r>
-      <w:proofErr w:type="spellEnd"/>
-      <w:r>
-        <w:rPr>
-          <w:rFonts w:ascii="Arial" w:hAnsi="Arial" w:cs="Arial"/>
-          <w:color w:val="000000"/>
-          <w:spacing w:val="-1"/>
-          <w:sz w:val="20"/>
-          <w:szCs w:val="20"/>
-          <w:lang w:val="en-US"/>
-        </w:rPr>
-        <w:t xml:space="preserve"> </w:t>
-      </w:r>
-      <w:proofErr w:type="spellStart"/>
-      <w:r>
-        <w:rPr>
-          <w:rFonts w:ascii="Arial" w:hAnsi="Arial" w:cs="Arial"/>
-          <w:color w:val="000000"/>
-          <w:spacing w:val="-1"/>
-          <w:sz w:val="20"/>
-          <w:szCs w:val="20"/>
-          <w:lang w:val="en-US"/>
-        </w:rPr>
-        <w:t>stang</w:t>
-      </w:r>
-      <w:proofErr w:type="spellEnd"/>
-      <w:r>
-        <w:rPr>
-          <w:rFonts w:ascii="Arial" w:hAnsi="Arial" w:cs="Arial"/>
-          <w:color w:val="000000"/>
-          <w:spacing w:val="-1"/>
-          <w:sz w:val="20"/>
-          <w:szCs w:val="20"/>
-          <w:lang w:val="en-US"/>
-        </w:rPr>
-        <w:t xml:space="preserve"> yang </w:t>
-      </w:r>
-      <w:proofErr w:type="spellStart"/>
-      <w:r>
-        <w:rPr>
-          <w:rFonts w:ascii="Arial" w:hAnsi="Arial" w:cs="Arial"/>
-          <w:color w:val="000000"/>
-          <w:spacing w:val="-1"/>
-          <w:sz w:val="20"/>
-          <w:szCs w:val="20"/>
-          <w:lang w:val="en-US"/>
-        </w:rPr>
-        <w:t>menyatu</w:t>
-      </w:r>
-      <w:proofErr w:type="spellEnd"/>
-      <w:r>
-        <w:rPr>
-          <w:rFonts w:ascii="Arial" w:hAnsi="Arial" w:cs="Arial"/>
-          <w:color w:val="000000"/>
-          <w:spacing w:val="-1"/>
-          <w:sz w:val="20"/>
-          <w:szCs w:val="20"/>
-          <w:lang w:val="en-US"/>
-        </w:rPr>
-        <w:t xml:space="preserve"> </w:t>
-      </w:r>
-      <w:proofErr w:type="spellStart"/>
-      <w:r>
-        <w:rPr>
-          <w:rFonts w:ascii="Arial" w:hAnsi="Arial" w:cs="Arial"/>
-          <w:color w:val="000000"/>
-          <w:spacing w:val="-1"/>
-          <w:sz w:val="20"/>
-          <w:szCs w:val="20"/>
-          <w:lang w:val="en-US"/>
-        </w:rPr>
-        <w:t>dengan</w:t>
-      </w:r>
-      <w:proofErr w:type="spellEnd"/>
-      <w:r>
-        <w:rPr>
-          <w:rFonts w:ascii="Arial" w:hAnsi="Arial" w:cs="Arial"/>
-          <w:color w:val="000000"/>
-          <w:spacing w:val="-1"/>
-          <w:sz w:val="20"/>
-          <w:szCs w:val="20"/>
-          <w:lang w:val="en-US"/>
-        </w:rPr>
-        <w:t xml:space="preserve"> </w:t>
-      </w:r>
-      <w:proofErr w:type="spellStart"/>
-      <w:r>
-        <w:rPr>
-          <w:rFonts w:ascii="Arial" w:hAnsi="Arial" w:cs="Arial"/>
-          <w:color w:val="000000"/>
-          <w:spacing w:val="-1"/>
-          <w:sz w:val="20"/>
-          <w:szCs w:val="20"/>
-          <w:lang w:val="en-US"/>
-        </w:rPr>
-        <w:t>kunci</w:t>
-      </w:r>
-      <w:proofErr w:type="spellEnd"/>
-      <w:r>
-        <w:rPr>
-          <w:rFonts w:ascii="Arial" w:hAnsi="Arial" w:cs="Arial"/>
-          <w:color w:val="000000"/>
-          <w:spacing w:val="-1"/>
-          <w:sz w:val="20"/>
-          <w:szCs w:val="20"/>
-          <w:lang w:val="en-US"/>
-        </w:rPr>
-        <w:t xml:space="preserve"> </w:t>
-      </w:r>
-      <w:proofErr w:type="spellStart"/>
-      <w:r>
-        <w:rPr>
-          <w:rFonts w:ascii="Arial" w:hAnsi="Arial" w:cs="Arial"/>
-          <w:color w:val="000000"/>
-          <w:spacing w:val="-1"/>
-          <w:sz w:val="20"/>
-          <w:szCs w:val="20"/>
-          <w:lang w:val="en-US"/>
-        </w:rPr>
-        <w:t>kontak</w:t>
-      </w:r>
-      <w:proofErr w:type="spellEnd"/>
-      <w:r>
-        <w:rPr>
-          <w:rFonts w:ascii="Arial" w:hAnsi="Arial" w:cs="Arial"/>
-          <w:color w:val="000000"/>
-          <w:spacing w:val="-1"/>
-          <w:sz w:val="20"/>
-          <w:szCs w:val="20"/>
-          <w:lang w:val="en-US"/>
-        </w:rPr>
-        <w:t xml:space="preserve">. </w:t>
-      </w:r>
-      <w:proofErr w:type="spellStart"/>
-      <w:r>
-        <w:rPr>
-          <w:rFonts w:ascii="Arial" w:hAnsi="Arial" w:cs="Arial"/>
-          <w:color w:val="000000"/>
-          <w:spacing w:val="-1"/>
-          <w:sz w:val="20"/>
-          <w:szCs w:val="20"/>
-          <w:lang w:val="en-US"/>
-        </w:rPr>
-        <w:t>Mengingat</w:t>
-      </w:r>
-      <w:proofErr w:type="spellEnd"/>
-      <w:r>
-        <w:rPr>
-          <w:rFonts w:ascii="Arial" w:hAnsi="Arial" w:cs="Arial"/>
-          <w:color w:val="000000"/>
-          <w:spacing w:val="-1"/>
-          <w:sz w:val="20"/>
-          <w:szCs w:val="20"/>
-          <w:lang w:val="en-US"/>
-        </w:rPr>
-        <w:t xml:space="preserve"> </w:t>
-      </w:r>
-      <w:proofErr w:type="spellStart"/>
-      <w:r>
-        <w:rPr>
-          <w:rFonts w:ascii="Arial" w:hAnsi="Arial" w:cs="Arial"/>
-          <w:color w:val="000000"/>
-          <w:spacing w:val="-1"/>
-          <w:sz w:val="20"/>
-          <w:szCs w:val="20"/>
-          <w:lang w:val="en-US"/>
-        </w:rPr>
-        <w:t>angka</w:t>
-      </w:r>
-      <w:proofErr w:type="spellEnd"/>
-      <w:r>
-        <w:rPr>
-          <w:rFonts w:ascii="Arial" w:hAnsi="Arial" w:cs="Arial"/>
-          <w:color w:val="000000"/>
-          <w:spacing w:val="-1"/>
-          <w:sz w:val="20"/>
-          <w:szCs w:val="20"/>
-          <w:lang w:val="en-US"/>
-        </w:rPr>
-        <w:t xml:space="preserve"> </w:t>
-      </w:r>
-      <w:proofErr w:type="spellStart"/>
-      <w:r>
-        <w:rPr>
-          <w:rFonts w:ascii="Arial" w:hAnsi="Arial" w:cs="Arial"/>
-          <w:color w:val="000000"/>
-          <w:spacing w:val="-1"/>
-          <w:sz w:val="20"/>
-          <w:szCs w:val="20"/>
-          <w:lang w:val="en-US"/>
-        </w:rPr>
-        <w:t>pencurian</w:t>
-      </w:r>
-      <w:proofErr w:type="spellEnd"/>
-      <w:r>
-        <w:rPr>
-          <w:rFonts w:ascii="Arial" w:hAnsi="Arial" w:cs="Arial"/>
-          <w:color w:val="000000"/>
-          <w:spacing w:val="-1"/>
-          <w:sz w:val="20"/>
-          <w:szCs w:val="20"/>
-          <w:lang w:val="en-US"/>
-        </w:rPr>
-        <w:t xml:space="preserve"> di </w:t>
-      </w:r>
-      <w:proofErr w:type="spellStart"/>
-      <w:r>
-        <w:rPr>
-          <w:rFonts w:ascii="Arial" w:hAnsi="Arial" w:cs="Arial"/>
-          <w:color w:val="000000"/>
-          <w:spacing w:val="-1"/>
-          <w:sz w:val="20"/>
-          <w:szCs w:val="20"/>
-          <w:lang w:val="en-US"/>
-        </w:rPr>
-        <w:t>indonesia</w:t>
-      </w:r>
-      <w:proofErr w:type="spellEnd"/>
-      <w:r>
-        <w:rPr>
-          <w:rFonts w:ascii="Arial" w:hAnsi="Arial" w:cs="Arial"/>
-          <w:color w:val="000000"/>
-          <w:spacing w:val="-1"/>
-          <w:sz w:val="20"/>
-          <w:szCs w:val="20"/>
-          <w:lang w:val="en-US"/>
-        </w:rPr>
-        <w:t xml:space="preserve"> yang </w:t>
-      </w:r>
-      <w:proofErr w:type="spellStart"/>
-      <w:r>
-        <w:rPr>
-          <w:rFonts w:ascii="Arial" w:hAnsi="Arial" w:cs="Arial"/>
-          <w:color w:val="000000"/>
-          <w:spacing w:val="-1"/>
-          <w:sz w:val="20"/>
-          <w:szCs w:val="20"/>
-          <w:lang w:val="en-US"/>
-        </w:rPr>
-        <w:t>semakin</w:t>
-      </w:r>
-      <w:proofErr w:type="spellEnd"/>
-      <w:r>
-        <w:rPr>
-          <w:rFonts w:ascii="Arial" w:hAnsi="Arial" w:cs="Arial"/>
-          <w:color w:val="000000"/>
-          <w:spacing w:val="-1"/>
-          <w:sz w:val="20"/>
-          <w:szCs w:val="20"/>
-          <w:lang w:val="en-US"/>
-        </w:rPr>
-        <w:t xml:space="preserve"> </w:t>
-      </w:r>
-      <w:proofErr w:type="spellStart"/>
-      <w:r>
-        <w:rPr>
-          <w:rFonts w:ascii="Arial" w:hAnsi="Arial" w:cs="Arial"/>
-          <w:color w:val="000000"/>
-          <w:spacing w:val="-1"/>
-          <w:sz w:val="20"/>
-          <w:szCs w:val="20"/>
-          <w:lang w:val="en-US"/>
-        </w:rPr>
-        <w:t>meni</w:t>
-      </w:r>
-      <w:r>
-        <w:rPr>
-          <w:rFonts w:ascii="Arial" w:hAnsi="Arial" w:cs="Arial"/>
-          <w:color w:val="000000"/>
-          <w:spacing w:val="-1"/>
-          <w:sz w:val="20"/>
-          <w:szCs w:val="20"/>
-          <w:lang w:val="en-US"/>
-        </w:rPr>
-        <w:t>ngkat</w:t>
-      </w:r>
-      <w:proofErr w:type="spellEnd"/>
-      <w:r>
-        <w:rPr>
-          <w:rFonts w:ascii="Arial" w:hAnsi="Arial" w:cs="Arial"/>
-          <w:color w:val="000000"/>
-          <w:spacing w:val="-1"/>
-          <w:sz w:val="20"/>
-          <w:szCs w:val="20"/>
-          <w:lang w:val="en-US"/>
-        </w:rPr>
-        <w:t xml:space="preserve"> dan </w:t>
-      </w:r>
-      <w:proofErr w:type="spellStart"/>
-      <w:r>
-        <w:rPr>
-          <w:rFonts w:ascii="Arial" w:hAnsi="Arial" w:cs="Arial"/>
-          <w:color w:val="000000"/>
-          <w:spacing w:val="-1"/>
-          <w:sz w:val="20"/>
-          <w:szCs w:val="20"/>
-          <w:lang w:val="en-US"/>
-        </w:rPr>
-        <w:t>perlunya</w:t>
-      </w:r>
-      <w:proofErr w:type="spellEnd"/>
-      <w:r>
-        <w:rPr>
-          <w:rFonts w:ascii="Arial" w:hAnsi="Arial" w:cs="Arial"/>
-          <w:color w:val="000000"/>
-          <w:spacing w:val="-1"/>
-          <w:sz w:val="20"/>
-          <w:szCs w:val="20"/>
-          <w:lang w:val="en-US"/>
-        </w:rPr>
-        <w:t xml:space="preserve"> </w:t>
-      </w:r>
-      <w:proofErr w:type="spellStart"/>
-      <w:r>
-        <w:rPr>
-          <w:rFonts w:ascii="Arial" w:hAnsi="Arial" w:cs="Arial"/>
-          <w:color w:val="000000"/>
-          <w:spacing w:val="-1"/>
-          <w:sz w:val="20"/>
-          <w:szCs w:val="20"/>
-          <w:lang w:val="en-US"/>
-        </w:rPr>
-        <w:t>s</w:t>
-      </w:r>
-      <w:r>
-        <w:rPr>
-          <w:rFonts w:ascii="Arial" w:hAnsi="Arial" w:cs="Arial"/>
-          <w:color w:val="000000"/>
-          <w:spacing w:val="-1"/>
-          <w:sz w:val="20"/>
-          <w:szCs w:val="20"/>
-          <w:lang w:val="en-US"/>
-        </w:rPr>
-        <w:t>istem</w:t>
-      </w:r>
-      <w:proofErr w:type="spellEnd"/>
-      <w:r>
-        <w:rPr>
-          <w:rFonts w:ascii="Arial" w:hAnsi="Arial" w:cs="Arial"/>
-          <w:color w:val="000000"/>
-          <w:spacing w:val="-1"/>
-          <w:sz w:val="20"/>
-          <w:szCs w:val="20"/>
-          <w:lang w:val="en-US"/>
-        </w:rPr>
-        <w:t xml:space="preserve"> </w:t>
-      </w:r>
-      <w:proofErr w:type="spellStart"/>
-      <w:r>
-        <w:rPr>
-          <w:rFonts w:ascii="Arial" w:hAnsi="Arial" w:cs="Arial"/>
-          <w:color w:val="000000"/>
-          <w:spacing w:val="-1"/>
-          <w:sz w:val="20"/>
-          <w:szCs w:val="20"/>
-          <w:lang w:val="en-US"/>
-        </w:rPr>
-        <w:t>keamanan</w:t>
-      </w:r>
-      <w:proofErr w:type="spellEnd"/>
-      <w:r>
-        <w:rPr>
-          <w:rFonts w:ascii="Arial" w:hAnsi="Arial" w:cs="Arial"/>
-          <w:color w:val="000000"/>
-          <w:spacing w:val="-1"/>
-          <w:sz w:val="20"/>
-          <w:szCs w:val="20"/>
-          <w:lang w:val="en-US"/>
-        </w:rPr>
-        <w:t xml:space="preserve"> </w:t>
-      </w:r>
-      <w:proofErr w:type="spellStart"/>
-      <w:r>
-        <w:rPr>
-          <w:rFonts w:ascii="Arial" w:hAnsi="Arial" w:cs="Arial"/>
-          <w:color w:val="000000"/>
-          <w:spacing w:val="-1"/>
-          <w:sz w:val="20"/>
-          <w:szCs w:val="20"/>
-          <w:lang w:val="en-US"/>
-        </w:rPr>
-        <w:t>berbasis</w:t>
-      </w:r>
-      <w:proofErr w:type="spellEnd"/>
-      <w:r>
-        <w:rPr>
-          <w:rFonts w:ascii="Arial" w:hAnsi="Arial" w:cs="Arial"/>
-          <w:color w:val="000000"/>
-          <w:spacing w:val="-1"/>
-          <w:sz w:val="20"/>
-          <w:szCs w:val="20"/>
-          <w:lang w:val="en-US"/>
-        </w:rPr>
-        <w:t xml:space="preserve"> internet </w:t>
-      </w:r>
-      <w:r>
-        <w:rPr>
-          <w:rFonts w:ascii="Arial" w:hAnsi="Arial" w:cs="Arial"/>
-          <w:color w:val="000000"/>
-          <w:spacing w:val="-1"/>
-          <w:sz w:val="20"/>
-          <w:szCs w:val="20"/>
-          <w:lang w:val="en-US"/>
-        </w:rPr>
-        <w:t xml:space="preserve">yang </w:t>
-      </w:r>
-      <w:proofErr w:type="spellStart"/>
-      <w:r>
-        <w:rPr>
-          <w:rFonts w:ascii="Arial" w:hAnsi="Arial" w:cs="Arial"/>
-          <w:color w:val="000000"/>
-          <w:spacing w:val="-1"/>
-          <w:sz w:val="20"/>
-          <w:szCs w:val="20"/>
-          <w:lang w:val="en-US"/>
-        </w:rPr>
-        <w:t>mampu</w:t>
-      </w:r>
-      <w:proofErr w:type="spellEnd"/>
-      <w:r>
-        <w:rPr>
-          <w:rFonts w:ascii="Arial" w:hAnsi="Arial" w:cs="Arial"/>
-          <w:color w:val="000000"/>
-          <w:spacing w:val="-1"/>
-          <w:sz w:val="20"/>
-          <w:szCs w:val="20"/>
-          <w:lang w:val="en-US"/>
-        </w:rPr>
-        <w:t xml:space="preserve"> </w:t>
-      </w:r>
-      <w:proofErr w:type="spellStart"/>
-      <w:r>
-        <w:rPr>
-          <w:rFonts w:ascii="Arial" w:hAnsi="Arial" w:cs="Arial"/>
-          <w:color w:val="000000"/>
-          <w:spacing w:val="-1"/>
-          <w:sz w:val="20"/>
-          <w:szCs w:val="20"/>
-          <w:lang w:val="en-US"/>
-        </w:rPr>
-        <w:t>bekerja</w:t>
-      </w:r>
-      <w:proofErr w:type="spellEnd"/>
-      <w:r>
-        <w:rPr>
-          <w:rFonts w:ascii="Arial" w:hAnsi="Arial" w:cs="Arial"/>
-          <w:color w:val="000000"/>
-          <w:spacing w:val="-1"/>
-          <w:sz w:val="20"/>
-          <w:szCs w:val="20"/>
-          <w:lang w:val="en-US"/>
-        </w:rPr>
-        <w:t xml:space="preserve"> </w:t>
-      </w:r>
-      <w:proofErr w:type="spellStart"/>
-      <w:r>
-        <w:rPr>
-          <w:rFonts w:ascii="Arial" w:hAnsi="Arial" w:cs="Arial"/>
-          <w:color w:val="000000"/>
-          <w:spacing w:val="-1"/>
-          <w:sz w:val="20"/>
-          <w:szCs w:val="20"/>
-          <w:lang w:val="en-US"/>
-        </w:rPr>
-        <w:t>secara</w:t>
-      </w:r>
-      <w:proofErr w:type="spellEnd"/>
-      <w:r>
-        <w:rPr>
-          <w:rFonts w:ascii="Arial" w:hAnsi="Arial" w:cs="Arial"/>
-          <w:color w:val="000000"/>
-          <w:spacing w:val="-1"/>
-          <w:sz w:val="20"/>
-          <w:szCs w:val="20"/>
-          <w:lang w:val="en-US"/>
-        </w:rPr>
-        <w:t xml:space="preserve"> </w:t>
-      </w:r>
-      <w:proofErr w:type="spellStart"/>
-      <w:r>
-        <w:rPr>
-          <w:rFonts w:ascii="Arial" w:hAnsi="Arial" w:cs="Arial"/>
-          <w:color w:val="000000"/>
-          <w:spacing w:val="-1"/>
-          <w:sz w:val="20"/>
-          <w:szCs w:val="20"/>
-          <w:lang w:val="en-US"/>
-        </w:rPr>
-        <w:t>otomatis</w:t>
-      </w:r>
-      <w:proofErr w:type="spellEnd"/>
-      <w:r>
-        <w:rPr>
-          <w:rFonts w:ascii="Arial" w:hAnsi="Arial" w:cs="Arial"/>
-          <w:color w:val="000000"/>
-          <w:spacing w:val="-1"/>
-          <w:sz w:val="20"/>
-          <w:szCs w:val="20"/>
-          <w:lang w:val="en-US"/>
-        </w:rPr>
-        <w:t xml:space="preserve"> </w:t>
-      </w:r>
-      <w:proofErr w:type="spellStart"/>
-      <w:r>
-        <w:rPr>
-          <w:rFonts w:ascii="Arial" w:hAnsi="Arial" w:cs="Arial"/>
-          <w:color w:val="000000"/>
-          <w:spacing w:val="-1"/>
-          <w:sz w:val="20"/>
-          <w:szCs w:val="20"/>
-          <w:lang w:val="en-US"/>
-        </w:rPr>
-        <w:t>akan</w:t>
-      </w:r>
-      <w:proofErr w:type="spellEnd"/>
-      <w:r>
-        <w:rPr>
-          <w:rFonts w:ascii="Arial" w:hAnsi="Arial" w:cs="Arial"/>
-          <w:color w:val="000000"/>
-          <w:spacing w:val="-1"/>
-          <w:sz w:val="20"/>
-          <w:szCs w:val="20"/>
-          <w:lang w:val="en-US"/>
-        </w:rPr>
-        <w:t xml:space="preserve"> </w:t>
-      </w:r>
-      <w:proofErr w:type="spellStart"/>
-      <w:r>
-        <w:rPr>
-          <w:rFonts w:ascii="Arial" w:hAnsi="Arial" w:cs="Arial"/>
-          <w:color w:val="000000"/>
-          <w:spacing w:val="-1"/>
-          <w:sz w:val="20"/>
-          <w:szCs w:val="20"/>
-          <w:lang w:val="en-US"/>
-        </w:rPr>
-        <w:t>berdampak</w:t>
-      </w:r>
-      <w:proofErr w:type="spellEnd"/>
-      <w:r>
-        <w:rPr>
-          <w:rFonts w:ascii="Arial" w:hAnsi="Arial" w:cs="Arial"/>
-          <w:color w:val="000000"/>
-          <w:spacing w:val="-1"/>
-          <w:sz w:val="20"/>
-          <w:szCs w:val="20"/>
-          <w:lang w:val="en-US"/>
-        </w:rPr>
-        <w:t xml:space="preserve"> </w:t>
-      </w:r>
-      <w:proofErr w:type="spellStart"/>
-      <w:r>
-        <w:rPr>
-          <w:rFonts w:ascii="Arial" w:hAnsi="Arial" w:cs="Arial"/>
-          <w:color w:val="000000"/>
-          <w:spacing w:val="-1"/>
-          <w:sz w:val="20"/>
-          <w:szCs w:val="20"/>
-          <w:lang w:val="en-US"/>
-        </w:rPr>
-        <w:t>positif</w:t>
-      </w:r>
-      <w:proofErr w:type="spellEnd"/>
-      <w:r>
-        <w:rPr>
-          <w:rFonts w:ascii="Arial" w:hAnsi="Arial" w:cs="Arial"/>
-          <w:color w:val="000000"/>
-          <w:spacing w:val="-1"/>
-          <w:sz w:val="20"/>
-          <w:szCs w:val="20"/>
-          <w:lang w:val="en-US"/>
-        </w:rPr>
-        <w:t xml:space="preserve"> </w:t>
-      </w:r>
-      <w:proofErr w:type="spellStart"/>
-      <w:r>
-        <w:rPr>
-          <w:rFonts w:ascii="Arial" w:hAnsi="Arial" w:cs="Arial"/>
-          <w:color w:val="000000"/>
-          <w:spacing w:val="-1"/>
-          <w:sz w:val="20"/>
-          <w:szCs w:val="20"/>
-          <w:lang w:val="en-US"/>
-        </w:rPr>
-        <w:t>dalam</w:t>
-      </w:r>
-      <w:proofErr w:type="spellEnd"/>
-      <w:r>
-        <w:rPr>
-          <w:rFonts w:ascii="Arial" w:hAnsi="Arial" w:cs="Arial"/>
-          <w:color w:val="000000"/>
-          <w:spacing w:val="-1"/>
-          <w:sz w:val="20"/>
-          <w:szCs w:val="20"/>
-          <w:lang w:val="en-US"/>
-        </w:rPr>
-        <w:t xml:space="preserve"> </w:t>
-      </w:r>
-      <w:proofErr w:type="spellStart"/>
-      <w:r>
-        <w:rPr>
-          <w:rFonts w:ascii="Arial" w:hAnsi="Arial" w:cs="Arial"/>
-          <w:color w:val="000000"/>
-          <w:spacing w:val="-1"/>
-          <w:sz w:val="20"/>
-          <w:szCs w:val="20"/>
-          <w:lang w:val="en-US"/>
-        </w:rPr>
-        <w:t>hal</w:t>
-      </w:r>
-      <w:proofErr w:type="spellEnd"/>
-      <w:r>
-        <w:rPr>
-          <w:rFonts w:ascii="Arial" w:hAnsi="Arial" w:cs="Arial"/>
-          <w:color w:val="000000"/>
-          <w:spacing w:val="-1"/>
-          <w:sz w:val="20"/>
-          <w:szCs w:val="20"/>
-          <w:lang w:val="en-US"/>
-        </w:rPr>
-        <w:t xml:space="preserve"> </w:t>
-      </w:r>
-      <w:proofErr w:type="spellStart"/>
-      <w:r>
-        <w:rPr>
-          <w:rFonts w:ascii="Arial" w:hAnsi="Arial" w:cs="Arial"/>
-          <w:color w:val="000000"/>
-          <w:spacing w:val="-1"/>
-          <w:sz w:val="20"/>
-          <w:szCs w:val="20"/>
-          <w:lang w:val="en-US"/>
-        </w:rPr>
-        <w:t>ini</w:t>
-      </w:r>
-      <w:proofErr w:type="spellEnd"/>
-      <w:r>
-        <w:rPr>
-          <w:rFonts w:ascii="Arial" w:hAnsi="Arial" w:cs="Arial"/>
-          <w:color w:val="000000"/>
-          <w:spacing w:val="-1"/>
-          <w:sz w:val="20"/>
-          <w:szCs w:val="20"/>
-          <w:lang w:val="en-US"/>
-        </w:rPr>
-        <w:t xml:space="preserve">. </w:t>
-      </w:r>
-      <w:proofErr w:type="spellStart"/>
-      <w:r>
-        <w:rPr>
-          <w:rFonts w:ascii="Arial" w:hAnsi="Arial" w:cs="Arial"/>
-          <w:color w:val="000000"/>
-          <w:spacing w:val="-1"/>
-          <w:sz w:val="20"/>
-          <w:szCs w:val="20"/>
-          <w:lang w:val="en-US"/>
-        </w:rPr>
-        <w:t>Maka</w:t>
-      </w:r>
-      <w:proofErr w:type="spellEnd"/>
-      <w:r>
-        <w:rPr>
-          <w:rFonts w:ascii="Arial" w:hAnsi="Arial" w:cs="Arial"/>
-          <w:color w:val="000000"/>
-          <w:spacing w:val="-1"/>
-          <w:sz w:val="20"/>
-          <w:szCs w:val="20"/>
-          <w:lang w:val="en-US"/>
-        </w:rPr>
-        <w:t xml:space="preserve"> </w:t>
-      </w:r>
-      <w:proofErr w:type="spellStart"/>
-      <w:r>
-        <w:rPr>
-          <w:rFonts w:ascii="Arial" w:hAnsi="Arial" w:cs="Arial"/>
-          <w:color w:val="000000"/>
-          <w:spacing w:val="-1"/>
-          <w:sz w:val="20"/>
-          <w:szCs w:val="20"/>
-          <w:lang w:val="en-US"/>
-        </w:rPr>
-        <w:t>dari</w:t>
-      </w:r>
-      <w:proofErr w:type="spellEnd"/>
-      <w:r>
-        <w:rPr>
-          <w:rFonts w:ascii="Arial" w:hAnsi="Arial" w:cs="Arial"/>
-          <w:color w:val="000000"/>
-          <w:spacing w:val="-1"/>
-          <w:sz w:val="20"/>
-          <w:szCs w:val="20"/>
-          <w:lang w:val="en-US"/>
-        </w:rPr>
-        <w:t xml:space="preserve"> </w:t>
-      </w:r>
-      <w:proofErr w:type="spellStart"/>
-      <w:r>
-        <w:rPr>
-          <w:rFonts w:ascii="Arial" w:hAnsi="Arial" w:cs="Arial"/>
-          <w:color w:val="000000"/>
-          <w:spacing w:val="-1"/>
-          <w:sz w:val="20"/>
-          <w:szCs w:val="20"/>
-          <w:lang w:val="en-US"/>
-        </w:rPr>
-        <w:t>itu</w:t>
-      </w:r>
-      <w:proofErr w:type="spellEnd"/>
-      <w:r>
-        <w:rPr>
-          <w:rFonts w:ascii="Arial" w:hAnsi="Arial" w:cs="Arial"/>
-          <w:color w:val="000000"/>
-          <w:spacing w:val="-1"/>
-          <w:sz w:val="20"/>
-          <w:szCs w:val="20"/>
-          <w:lang w:val="en-US"/>
-        </w:rPr>
-        <w:t xml:space="preserve">, </w:t>
-      </w:r>
-      <w:proofErr w:type="spellStart"/>
-      <w:r>
-        <w:rPr>
-          <w:rFonts w:ascii="Arial" w:hAnsi="Arial" w:cs="Arial"/>
-          <w:color w:val="000000"/>
-          <w:spacing w:val="-1"/>
-          <w:sz w:val="20"/>
-          <w:szCs w:val="20"/>
-          <w:lang w:val="en-US"/>
-        </w:rPr>
-        <w:t>dalam</w:t>
-      </w:r>
-      <w:proofErr w:type="spellEnd"/>
-      <w:r>
-        <w:rPr>
-          <w:rFonts w:ascii="Arial" w:hAnsi="Arial" w:cs="Arial"/>
-          <w:color w:val="000000"/>
-          <w:spacing w:val="-1"/>
-          <w:sz w:val="20"/>
-          <w:szCs w:val="20"/>
-          <w:lang w:val="en-US"/>
-        </w:rPr>
-        <w:t xml:space="preserve"> </w:t>
-      </w:r>
-      <w:proofErr w:type="spellStart"/>
-      <w:r>
-        <w:rPr>
-          <w:rFonts w:ascii="Arial" w:hAnsi="Arial" w:cs="Arial"/>
-          <w:color w:val="000000"/>
-          <w:spacing w:val="-1"/>
-          <w:sz w:val="20"/>
-          <w:szCs w:val="20"/>
-          <w:lang w:val="en-US"/>
-        </w:rPr>
-        <w:t>penelitian</w:t>
-      </w:r>
-      <w:proofErr w:type="spellEnd"/>
-      <w:r>
-        <w:rPr>
-          <w:rFonts w:ascii="Arial" w:hAnsi="Arial" w:cs="Arial"/>
-          <w:color w:val="000000"/>
-          <w:spacing w:val="-1"/>
-          <w:sz w:val="20"/>
-          <w:szCs w:val="20"/>
-          <w:lang w:val="en-US"/>
-        </w:rPr>
-        <w:t xml:space="preserve"> </w:t>
-      </w:r>
-      <w:proofErr w:type="spellStart"/>
-      <w:r>
-        <w:rPr>
-          <w:rFonts w:ascii="Arial" w:hAnsi="Arial" w:cs="Arial"/>
-          <w:color w:val="000000"/>
-          <w:spacing w:val="-1"/>
-          <w:sz w:val="20"/>
-          <w:szCs w:val="20"/>
-          <w:lang w:val="en-US"/>
-        </w:rPr>
-        <w:t>ini</w:t>
-      </w:r>
-      <w:proofErr w:type="spellEnd"/>
-      <w:r>
-        <w:rPr>
-          <w:rFonts w:ascii="Arial" w:hAnsi="Arial" w:cs="Arial"/>
-          <w:color w:val="000000"/>
-          <w:spacing w:val="-1"/>
-          <w:sz w:val="20"/>
-          <w:szCs w:val="20"/>
-          <w:lang w:val="en-US"/>
-        </w:rPr>
-        <w:t xml:space="preserve"> </w:t>
-      </w:r>
-      <w:proofErr w:type="spellStart"/>
-      <w:r>
-        <w:rPr>
-          <w:rFonts w:ascii="Arial" w:hAnsi="Arial" w:cs="Arial"/>
-          <w:color w:val="000000"/>
-          <w:spacing w:val="-1"/>
-          <w:sz w:val="20"/>
-          <w:szCs w:val="20"/>
-          <w:lang w:val="en-US"/>
-        </w:rPr>
-        <w:t>akan</w:t>
-      </w:r>
-      <w:proofErr w:type="spellEnd"/>
-      <w:r>
-        <w:rPr>
-          <w:rFonts w:ascii="Arial" w:hAnsi="Arial" w:cs="Arial"/>
-          <w:color w:val="000000"/>
-          <w:spacing w:val="-1"/>
-          <w:sz w:val="20"/>
-          <w:szCs w:val="20"/>
-          <w:lang w:val="en-US"/>
-        </w:rPr>
-        <w:t xml:space="preserve"> </w:t>
-      </w:r>
-      <w:proofErr w:type="spellStart"/>
-      <w:r>
-        <w:rPr>
-          <w:rFonts w:ascii="Arial" w:hAnsi="Arial" w:cs="Arial"/>
-          <w:color w:val="000000"/>
-          <w:spacing w:val="-1"/>
-          <w:sz w:val="20"/>
-          <w:szCs w:val="20"/>
-          <w:lang w:val="en-US"/>
-        </w:rPr>
-        <w:t>dikembangkan</w:t>
-      </w:r>
-      <w:proofErr w:type="spellEnd"/>
-      <w:r>
-        <w:rPr>
-          <w:rFonts w:ascii="Arial" w:hAnsi="Arial" w:cs="Arial"/>
-          <w:color w:val="000000"/>
-          <w:spacing w:val="-1"/>
-          <w:sz w:val="20"/>
-          <w:szCs w:val="20"/>
-          <w:lang w:val="en-US"/>
-        </w:rPr>
-        <w:t xml:space="preserve"> </w:t>
-      </w:r>
-      <w:proofErr w:type="spellStart"/>
-      <w:r>
-        <w:rPr>
-          <w:rFonts w:ascii="Arial" w:hAnsi="Arial" w:cs="Arial"/>
-          <w:color w:val="000000"/>
-          <w:spacing w:val="-1"/>
-          <w:sz w:val="20"/>
-          <w:szCs w:val="20"/>
-          <w:lang w:val="en-US"/>
-        </w:rPr>
-        <w:t>sebuah</w:t>
-      </w:r>
-      <w:proofErr w:type="spellEnd"/>
-      <w:r>
-        <w:rPr>
-          <w:rFonts w:ascii="Arial" w:hAnsi="Arial" w:cs="Arial"/>
-          <w:color w:val="000000"/>
-          <w:spacing w:val="-1"/>
-          <w:sz w:val="20"/>
-          <w:szCs w:val="20"/>
-          <w:lang w:val="en-US"/>
-        </w:rPr>
-        <w:t xml:space="preserve"> </w:t>
-      </w:r>
-      <w:proofErr w:type="spellStart"/>
-      <w:r>
-        <w:rPr>
-          <w:rFonts w:ascii="Arial" w:hAnsi="Arial" w:cs="Arial"/>
-          <w:color w:val="000000"/>
-          <w:spacing w:val="-1"/>
-          <w:sz w:val="20"/>
-          <w:szCs w:val="20"/>
-          <w:lang w:val="en-US"/>
-        </w:rPr>
-        <w:t>sistem</w:t>
-      </w:r>
-      <w:proofErr w:type="spellEnd"/>
-      <w:r>
-        <w:rPr>
-          <w:rFonts w:ascii="Arial" w:hAnsi="Arial" w:cs="Arial"/>
-          <w:color w:val="000000"/>
-          <w:spacing w:val="-1"/>
-          <w:sz w:val="20"/>
-          <w:szCs w:val="20"/>
-          <w:lang w:val="en-US"/>
-        </w:rPr>
-        <w:t xml:space="preserve"> </w:t>
-      </w:r>
-      <w:proofErr w:type="spellStart"/>
-      <w:r>
-        <w:rPr>
-          <w:rFonts w:ascii="Arial" w:hAnsi="Arial" w:cs="Arial"/>
-          <w:color w:val="000000"/>
-          <w:spacing w:val="-1"/>
-          <w:sz w:val="20"/>
-          <w:szCs w:val="20"/>
-          <w:lang w:val="en-US"/>
-        </w:rPr>
-        <w:t>keamanan</w:t>
-      </w:r>
-      <w:proofErr w:type="spellEnd"/>
-      <w:r>
-        <w:rPr>
-          <w:rFonts w:ascii="Arial" w:hAnsi="Arial" w:cs="Arial"/>
-          <w:color w:val="000000"/>
-          <w:spacing w:val="-1"/>
-          <w:sz w:val="20"/>
-          <w:szCs w:val="20"/>
-          <w:lang w:val="en-US"/>
-        </w:rPr>
-        <w:t xml:space="preserve"> dan monitoring </w:t>
-      </w:r>
-      <w:proofErr w:type="spellStart"/>
-      <w:r>
-        <w:rPr>
-          <w:rFonts w:ascii="Arial" w:hAnsi="Arial" w:cs="Arial"/>
-          <w:color w:val="000000"/>
-          <w:spacing w:val="-1"/>
-          <w:sz w:val="20"/>
-          <w:szCs w:val="20"/>
-          <w:lang w:val="en-US"/>
-        </w:rPr>
-        <w:t>sekaligus</w:t>
-      </w:r>
-      <w:proofErr w:type="spellEnd"/>
-      <w:r>
-        <w:rPr>
-          <w:rFonts w:ascii="Arial" w:hAnsi="Arial" w:cs="Arial"/>
-          <w:color w:val="000000"/>
-          <w:spacing w:val="-1"/>
-          <w:sz w:val="20"/>
-          <w:szCs w:val="20"/>
-          <w:lang w:val="en-US"/>
-        </w:rPr>
-        <w:t xml:space="preserve"> </w:t>
-      </w:r>
-      <w:proofErr w:type="spellStart"/>
-      <w:r>
-        <w:rPr>
-          <w:rFonts w:ascii="Arial" w:hAnsi="Arial" w:cs="Arial"/>
-          <w:color w:val="000000"/>
-          <w:spacing w:val="-1"/>
-          <w:sz w:val="20"/>
-          <w:szCs w:val="20"/>
-          <w:lang w:val="en-US"/>
-        </w:rPr>
-        <w:t>sistem</w:t>
-      </w:r>
-      <w:proofErr w:type="spellEnd"/>
-      <w:r>
-        <w:rPr>
-          <w:rFonts w:ascii="Arial" w:hAnsi="Arial" w:cs="Arial"/>
-          <w:color w:val="000000"/>
-          <w:spacing w:val="-1"/>
-          <w:sz w:val="20"/>
-          <w:szCs w:val="20"/>
-          <w:lang w:val="en-US"/>
-        </w:rPr>
-        <w:t xml:space="preserve"> </w:t>
-      </w:r>
-      <w:proofErr w:type="spellStart"/>
-      <w:r>
-        <w:rPr>
-          <w:rFonts w:ascii="Arial" w:hAnsi="Arial" w:cs="Arial"/>
-          <w:color w:val="000000"/>
-          <w:spacing w:val="-1"/>
-          <w:sz w:val="20"/>
-          <w:szCs w:val="20"/>
-          <w:lang w:val="en-US"/>
-        </w:rPr>
-        <w:t>peringatan</w:t>
-      </w:r>
-      <w:proofErr w:type="spellEnd"/>
-      <w:r>
-        <w:rPr>
-          <w:rFonts w:ascii="Arial" w:hAnsi="Arial" w:cs="Arial"/>
-          <w:color w:val="000000"/>
-          <w:spacing w:val="-1"/>
-          <w:sz w:val="20"/>
-          <w:szCs w:val="20"/>
-          <w:lang w:val="en-US"/>
-        </w:rPr>
-        <w:t xml:space="preserve"> </w:t>
-      </w:r>
-      <w:proofErr w:type="spellStart"/>
-      <w:r>
-        <w:rPr>
-          <w:rFonts w:ascii="Arial" w:hAnsi="Arial" w:cs="Arial"/>
-          <w:color w:val="000000"/>
-          <w:spacing w:val="-1"/>
-          <w:sz w:val="20"/>
-          <w:szCs w:val="20"/>
-          <w:lang w:val="en-US"/>
-        </w:rPr>
-        <w:t>dini</w:t>
-      </w:r>
-      <w:proofErr w:type="spellEnd"/>
-      <w:r>
-        <w:rPr>
-          <w:rFonts w:ascii="Arial" w:hAnsi="Arial" w:cs="Arial"/>
-          <w:color w:val="000000"/>
-          <w:spacing w:val="-1"/>
-          <w:sz w:val="20"/>
-          <w:szCs w:val="20"/>
-          <w:lang w:val="en-US"/>
-        </w:rPr>
-        <w:t xml:space="preserve"> yang </w:t>
-      </w:r>
-      <w:proofErr w:type="spellStart"/>
-      <w:r>
-        <w:rPr>
-          <w:rFonts w:ascii="Arial" w:hAnsi="Arial" w:cs="Arial"/>
-          <w:color w:val="000000"/>
-          <w:spacing w:val="-1"/>
-          <w:sz w:val="20"/>
-          <w:szCs w:val="20"/>
-          <w:lang w:val="en-US"/>
-        </w:rPr>
-        <w:t>dapat</w:t>
-      </w:r>
-      <w:proofErr w:type="spellEnd"/>
-      <w:r>
-        <w:rPr>
-          <w:rFonts w:ascii="Arial" w:hAnsi="Arial" w:cs="Arial"/>
-          <w:color w:val="000000"/>
-          <w:spacing w:val="-1"/>
-          <w:sz w:val="20"/>
-          <w:szCs w:val="20"/>
-          <w:lang w:val="en-US"/>
-        </w:rPr>
-        <w:t xml:space="preserve"> </w:t>
-      </w:r>
-      <w:proofErr w:type="spellStart"/>
-      <w:r>
-        <w:rPr>
-          <w:rFonts w:ascii="Arial" w:hAnsi="Arial" w:cs="Arial"/>
-          <w:color w:val="000000"/>
-          <w:spacing w:val="-1"/>
-          <w:sz w:val="20"/>
-          <w:szCs w:val="20"/>
-          <w:lang w:val="en-US"/>
-        </w:rPr>
-        <w:t>dipasangkan</w:t>
-      </w:r>
-      <w:proofErr w:type="spellEnd"/>
-      <w:r>
-        <w:rPr>
-          <w:rFonts w:ascii="Arial" w:hAnsi="Arial" w:cs="Arial"/>
-          <w:color w:val="000000"/>
-          <w:spacing w:val="-1"/>
-          <w:sz w:val="20"/>
-          <w:szCs w:val="20"/>
-          <w:lang w:val="en-US"/>
-        </w:rPr>
-        <w:t xml:space="preserve"> pada </w:t>
-      </w:r>
-      <w:proofErr w:type="spellStart"/>
-      <w:r>
-        <w:rPr>
-          <w:rFonts w:ascii="Arial" w:hAnsi="Arial" w:cs="Arial"/>
-          <w:color w:val="000000"/>
-          <w:spacing w:val="-1"/>
-          <w:sz w:val="20"/>
-          <w:szCs w:val="20"/>
-          <w:lang w:val="en-US"/>
-        </w:rPr>
-        <w:t>sepeda</w:t>
-      </w:r>
-      <w:proofErr w:type="spellEnd"/>
-      <w:r>
-        <w:rPr>
-          <w:rFonts w:ascii="Arial" w:hAnsi="Arial" w:cs="Arial"/>
-          <w:color w:val="000000"/>
-          <w:spacing w:val="-1"/>
-          <w:sz w:val="20"/>
-          <w:szCs w:val="20"/>
-          <w:lang w:val="en-US"/>
-        </w:rPr>
-        <w:t xml:space="preserve"> motor.</w:t>
-      </w:r>
-      <w:r>
-        <w:rPr>
-          <w:rFonts w:ascii="Arial" w:hAnsi="Arial" w:cs="Arial"/>
-          <w:color w:val="000000"/>
-          <w:spacing w:val="-1"/>
-          <w:sz w:val="20"/>
-          <w:szCs w:val="20"/>
-          <w:lang w:val="en-US"/>
-        </w:rPr>
-        <w:t xml:space="preserve"> </w:t>
-      </w:r>
-      <w:proofErr w:type="spellStart"/>
-      <w:r>
-        <w:rPr>
-          <w:rFonts w:ascii="Arial" w:hAnsi="Arial" w:cs="Arial"/>
-          <w:color w:val="000000"/>
-          <w:spacing w:val="-1"/>
-          <w:sz w:val="20"/>
-          <w:szCs w:val="20"/>
-          <w:lang w:val="en-US"/>
-        </w:rPr>
-        <w:t>Perangkat</w:t>
-      </w:r>
-      <w:proofErr w:type="spellEnd"/>
-      <w:r>
-        <w:rPr>
-          <w:rFonts w:ascii="Arial" w:hAnsi="Arial" w:cs="Arial"/>
-          <w:color w:val="000000"/>
-          <w:spacing w:val="-1"/>
-          <w:sz w:val="20"/>
-          <w:szCs w:val="20"/>
-          <w:lang w:val="en-US"/>
-        </w:rPr>
-        <w:t xml:space="preserve"> yang </w:t>
-      </w:r>
-      <w:proofErr w:type="spellStart"/>
-      <w:r>
-        <w:rPr>
-          <w:rFonts w:ascii="Arial" w:hAnsi="Arial" w:cs="Arial"/>
-          <w:color w:val="000000"/>
-          <w:spacing w:val="-1"/>
-          <w:sz w:val="20"/>
-          <w:szCs w:val="20"/>
-          <w:lang w:val="en-US"/>
-        </w:rPr>
-        <w:t>akan</w:t>
-      </w:r>
-      <w:proofErr w:type="spellEnd"/>
-      <w:r>
-        <w:rPr>
-          <w:rFonts w:ascii="Arial" w:hAnsi="Arial" w:cs="Arial"/>
-          <w:color w:val="000000"/>
-          <w:spacing w:val="-1"/>
-          <w:sz w:val="20"/>
-          <w:szCs w:val="20"/>
-          <w:lang w:val="en-US"/>
-        </w:rPr>
-        <w:t xml:space="preserve"> </w:t>
-      </w:r>
-      <w:proofErr w:type="spellStart"/>
-      <w:r>
-        <w:rPr>
-          <w:rFonts w:ascii="Arial" w:hAnsi="Arial" w:cs="Arial"/>
-          <w:color w:val="000000"/>
-          <w:spacing w:val="-1"/>
-          <w:sz w:val="20"/>
-          <w:szCs w:val="20"/>
-          <w:lang w:val="en-US"/>
-        </w:rPr>
-        <w:t>dikembangkan</w:t>
-      </w:r>
-      <w:proofErr w:type="spellEnd"/>
-      <w:r>
-        <w:rPr>
-          <w:rFonts w:ascii="Arial" w:hAnsi="Arial" w:cs="Arial"/>
-          <w:color w:val="000000"/>
-          <w:spacing w:val="-1"/>
-          <w:sz w:val="20"/>
-          <w:szCs w:val="20"/>
-          <w:lang w:val="en-US"/>
-        </w:rPr>
-        <w:t xml:space="preserve"> </w:t>
-      </w:r>
-      <w:proofErr w:type="spellStart"/>
-      <w:r>
-        <w:rPr>
-          <w:rFonts w:ascii="Arial" w:hAnsi="Arial" w:cs="Arial"/>
-          <w:color w:val="000000"/>
-          <w:spacing w:val="-1"/>
-          <w:sz w:val="20"/>
-          <w:szCs w:val="20"/>
-          <w:lang w:val="en-US"/>
-        </w:rPr>
-        <w:t>dapat</w:t>
-      </w:r>
-      <w:proofErr w:type="spellEnd"/>
-      <w:r>
-        <w:rPr>
-          <w:rFonts w:ascii="Arial" w:hAnsi="Arial" w:cs="Arial"/>
-          <w:color w:val="000000"/>
-          <w:spacing w:val="-1"/>
-          <w:sz w:val="20"/>
-          <w:szCs w:val="20"/>
-          <w:lang w:val="en-US"/>
-        </w:rPr>
-        <w:t xml:space="preserve"> </w:t>
-      </w:r>
-      <w:proofErr w:type="spellStart"/>
-      <w:r>
-        <w:rPr>
-          <w:rFonts w:ascii="Arial" w:hAnsi="Arial" w:cs="Arial"/>
-          <w:color w:val="000000"/>
-          <w:spacing w:val="-1"/>
-          <w:sz w:val="20"/>
-          <w:szCs w:val="20"/>
-          <w:lang w:val="en-US"/>
-        </w:rPr>
-        <w:t>melakukan</w:t>
-      </w:r>
-      <w:proofErr w:type="spellEnd"/>
-      <w:r>
-        <w:rPr>
-          <w:rFonts w:ascii="Arial" w:hAnsi="Arial" w:cs="Arial"/>
-          <w:color w:val="000000"/>
-          <w:spacing w:val="-1"/>
-          <w:sz w:val="20"/>
-          <w:szCs w:val="20"/>
-          <w:lang w:val="en-US"/>
-        </w:rPr>
-        <w:t xml:space="preserve"> monitoring, </w:t>
-      </w:r>
-      <w:proofErr w:type="spellStart"/>
-      <w:r>
-        <w:rPr>
-          <w:rFonts w:ascii="Arial" w:hAnsi="Arial" w:cs="Arial"/>
-          <w:color w:val="000000"/>
-          <w:spacing w:val="-1"/>
-          <w:sz w:val="20"/>
-          <w:szCs w:val="20"/>
-          <w:lang w:val="en-US"/>
-        </w:rPr>
-        <w:t>memberi</w:t>
-      </w:r>
-      <w:proofErr w:type="spellEnd"/>
-      <w:r>
-        <w:rPr>
-          <w:rFonts w:ascii="Arial" w:hAnsi="Arial" w:cs="Arial"/>
-          <w:color w:val="000000"/>
-          <w:spacing w:val="-1"/>
-          <w:sz w:val="20"/>
-          <w:szCs w:val="20"/>
-          <w:lang w:val="en-US"/>
-        </w:rPr>
-        <w:t xml:space="preserve"> </w:t>
-      </w:r>
-      <w:proofErr w:type="spellStart"/>
-      <w:r>
-        <w:rPr>
-          <w:rFonts w:ascii="Arial" w:hAnsi="Arial" w:cs="Arial"/>
-          <w:color w:val="000000"/>
-          <w:spacing w:val="-1"/>
-          <w:sz w:val="20"/>
-          <w:szCs w:val="20"/>
-          <w:lang w:val="en-US"/>
-        </w:rPr>
-        <w:t>notifikasi</w:t>
-      </w:r>
-      <w:proofErr w:type="spellEnd"/>
-      <w:r>
-        <w:rPr>
-          <w:rFonts w:ascii="Arial" w:hAnsi="Arial" w:cs="Arial"/>
-          <w:color w:val="000000"/>
-          <w:spacing w:val="-1"/>
-          <w:sz w:val="20"/>
-          <w:szCs w:val="20"/>
-          <w:lang w:val="en-US"/>
-        </w:rPr>
-        <w:t xml:space="preserve"> </w:t>
-      </w:r>
-      <w:proofErr w:type="spellStart"/>
-      <w:r>
-        <w:rPr>
-          <w:rFonts w:ascii="Arial" w:hAnsi="Arial" w:cs="Arial"/>
-          <w:color w:val="000000"/>
-          <w:spacing w:val="-1"/>
-          <w:sz w:val="20"/>
-          <w:szCs w:val="20"/>
-          <w:lang w:val="en-US"/>
-        </w:rPr>
-        <w:t>kepada</w:t>
-      </w:r>
-      <w:proofErr w:type="spellEnd"/>
-      <w:r>
-        <w:rPr>
-          <w:rFonts w:ascii="Arial" w:hAnsi="Arial" w:cs="Arial"/>
-          <w:color w:val="000000"/>
-          <w:spacing w:val="-1"/>
-          <w:sz w:val="20"/>
-          <w:szCs w:val="20"/>
-          <w:lang w:val="en-US"/>
-        </w:rPr>
-        <w:t xml:space="preserve"> </w:t>
-      </w:r>
-      <w:proofErr w:type="spellStart"/>
-      <w:r>
-        <w:rPr>
-          <w:rFonts w:ascii="Arial" w:hAnsi="Arial" w:cs="Arial"/>
-          <w:color w:val="000000"/>
-          <w:spacing w:val="-1"/>
-          <w:sz w:val="20"/>
-          <w:szCs w:val="20"/>
-          <w:lang w:val="en-US"/>
-        </w:rPr>
-        <w:t>pemilik</w:t>
-      </w:r>
-      <w:proofErr w:type="spellEnd"/>
-      <w:r>
-        <w:rPr>
-          <w:rFonts w:ascii="Arial" w:hAnsi="Arial" w:cs="Arial"/>
-          <w:color w:val="000000"/>
-          <w:spacing w:val="-1"/>
-          <w:sz w:val="20"/>
-          <w:szCs w:val="20"/>
-          <w:lang w:val="en-US"/>
-        </w:rPr>
-        <w:t xml:space="preserve"> </w:t>
-      </w:r>
-      <w:proofErr w:type="spellStart"/>
-      <w:r>
-        <w:rPr>
-          <w:rFonts w:ascii="Arial" w:hAnsi="Arial" w:cs="Arial"/>
-          <w:color w:val="000000"/>
-          <w:spacing w:val="-1"/>
-          <w:sz w:val="20"/>
-          <w:szCs w:val="20"/>
-          <w:lang w:val="en-US"/>
-        </w:rPr>
-        <w:t>kendaraan</w:t>
-      </w:r>
-      <w:proofErr w:type="spellEnd"/>
-      <w:r>
-        <w:rPr>
-          <w:rFonts w:ascii="Arial" w:hAnsi="Arial" w:cs="Arial"/>
-          <w:color w:val="000000"/>
-          <w:spacing w:val="-1"/>
-          <w:sz w:val="20"/>
-          <w:szCs w:val="20"/>
-          <w:lang w:val="en-US"/>
-        </w:rPr>
-        <w:t xml:space="preserve"> </w:t>
-      </w:r>
-      <w:proofErr w:type="spellStart"/>
-      <w:r>
-        <w:rPr>
-          <w:rFonts w:ascii="Arial" w:hAnsi="Arial" w:cs="Arial"/>
-          <w:color w:val="000000"/>
-          <w:spacing w:val="-1"/>
-          <w:sz w:val="20"/>
-          <w:szCs w:val="20"/>
-          <w:lang w:val="en-US"/>
-        </w:rPr>
-        <w:t>ataupun</w:t>
-      </w:r>
-      <w:proofErr w:type="spellEnd"/>
-      <w:r>
-        <w:rPr>
-          <w:rFonts w:ascii="Arial" w:hAnsi="Arial" w:cs="Arial"/>
-          <w:color w:val="000000"/>
-          <w:spacing w:val="-1"/>
-          <w:sz w:val="20"/>
-          <w:szCs w:val="20"/>
-          <w:lang w:val="en-US"/>
-        </w:rPr>
-        <w:t xml:space="preserve"> </w:t>
-      </w:r>
-      <w:proofErr w:type="spellStart"/>
-      <w:r>
-        <w:rPr>
-          <w:rFonts w:ascii="Arial" w:hAnsi="Arial" w:cs="Arial"/>
-          <w:color w:val="000000"/>
-          <w:spacing w:val="-1"/>
-          <w:sz w:val="20"/>
-          <w:szCs w:val="20"/>
-          <w:lang w:val="en-US"/>
-        </w:rPr>
-        <w:t>lingkungan</w:t>
-      </w:r>
-      <w:proofErr w:type="spellEnd"/>
-      <w:r>
-        <w:rPr>
-          <w:rFonts w:ascii="Arial" w:hAnsi="Arial" w:cs="Arial"/>
-          <w:color w:val="000000"/>
-          <w:spacing w:val="-1"/>
-          <w:sz w:val="20"/>
-          <w:szCs w:val="20"/>
-          <w:lang w:val="en-US"/>
-        </w:rPr>
-        <w:t xml:space="preserve"> </w:t>
-      </w:r>
-      <w:proofErr w:type="spellStart"/>
-      <w:r>
-        <w:rPr>
-          <w:rFonts w:ascii="Arial" w:hAnsi="Arial" w:cs="Arial"/>
-          <w:color w:val="000000"/>
-          <w:spacing w:val="-1"/>
-          <w:sz w:val="20"/>
-          <w:szCs w:val="20"/>
-          <w:lang w:val="en-US"/>
-        </w:rPr>
-        <w:t>sekitar</w:t>
-      </w:r>
-      <w:proofErr w:type="spellEnd"/>
-      <w:r>
-        <w:rPr>
-          <w:rFonts w:ascii="Arial" w:hAnsi="Arial" w:cs="Arial"/>
-          <w:color w:val="000000"/>
-          <w:spacing w:val="-1"/>
-          <w:sz w:val="20"/>
-          <w:szCs w:val="20"/>
-          <w:lang w:val="en-US"/>
-        </w:rPr>
-        <w:t xml:space="preserve">. </w:t>
-      </w:r>
-      <w:proofErr w:type="spellStart"/>
-      <w:r>
-        <w:rPr>
-          <w:rFonts w:ascii="Arial" w:hAnsi="Arial" w:cs="Arial"/>
-          <w:color w:val="000000"/>
-          <w:spacing w:val="-1"/>
-          <w:sz w:val="20"/>
-          <w:szCs w:val="20"/>
-          <w:lang w:val="en-US"/>
-        </w:rPr>
-        <w:t>Berdasarkan</w:t>
-      </w:r>
-      <w:proofErr w:type="spellEnd"/>
-      <w:r>
-        <w:rPr>
-          <w:rFonts w:ascii="Arial" w:hAnsi="Arial" w:cs="Arial"/>
-          <w:color w:val="000000"/>
-          <w:spacing w:val="-1"/>
-          <w:sz w:val="20"/>
-          <w:szCs w:val="20"/>
-          <w:lang w:val="en-US"/>
-        </w:rPr>
-        <w:t xml:space="preserve"> </w:t>
-      </w:r>
-      <w:proofErr w:type="spellStart"/>
-      <w:r>
-        <w:rPr>
-          <w:rFonts w:ascii="Arial" w:hAnsi="Arial" w:cs="Arial"/>
-          <w:color w:val="000000"/>
-          <w:spacing w:val="-1"/>
-          <w:sz w:val="20"/>
-          <w:szCs w:val="20"/>
-          <w:lang w:val="en-US"/>
-        </w:rPr>
-        <w:t>hasil</w:t>
-      </w:r>
-      <w:proofErr w:type="spellEnd"/>
-      <w:r>
-        <w:rPr>
-          <w:rFonts w:ascii="Arial" w:hAnsi="Arial" w:cs="Arial"/>
-          <w:color w:val="000000"/>
-          <w:spacing w:val="-1"/>
-          <w:sz w:val="20"/>
-          <w:szCs w:val="20"/>
-          <w:lang w:val="en-US"/>
-        </w:rPr>
-        <w:t xml:space="preserve"> </w:t>
-      </w:r>
-      <w:proofErr w:type="spellStart"/>
-      <w:r>
-        <w:rPr>
-          <w:rFonts w:ascii="Arial" w:hAnsi="Arial" w:cs="Arial"/>
-          <w:color w:val="000000"/>
-          <w:spacing w:val="-1"/>
-          <w:sz w:val="20"/>
-          <w:szCs w:val="20"/>
-          <w:lang w:val="en-US"/>
-        </w:rPr>
-        <w:t>pengujian</w:t>
-      </w:r>
-      <w:proofErr w:type="spellEnd"/>
-      <w:r>
-        <w:rPr>
-          <w:rFonts w:ascii="Arial" w:hAnsi="Arial" w:cs="Arial"/>
-          <w:color w:val="000000"/>
-          <w:spacing w:val="-1"/>
-          <w:sz w:val="20"/>
-          <w:szCs w:val="20"/>
-          <w:lang w:val="en-US"/>
-        </w:rPr>
-        <w:t xml:space="preserve"> yang </w:t>
-      </w:r>
-      <w:proofErr w:type="spellStart"/>
-      <w:r>
-        <w:rPr>
-          <w:rFonts w:ascii="Arial" w:hAnsi="Arial" w:cs="Arial"/>
-          <w:color w:val="000000"/>
-          <w:spacing w:val="-1"/>
-          <w:sz w:val="20"/>
-          <w:szCs w:val="20"/>
-          <w:lang w:val="en-US"/>
-        </w:rPr>
-        <w:t>dilakukan</w:t>
-      </w:r>
-      <w:proofErr w:type="spellEnd"/>
-      <w:r>
-        <w:rPr>
-          <w:rFonts w:ascii="Arial" w:hAnsi="Arial" w:cs="Arial"/>
-          <w:color w:val="000000"/>
-          <w:spacing w:val="-1"/>
-          <w:sz w:val="20"/>
-          <w:szCs w:val="20"/>
-          <w:lang w:val="en-US"/>
-        </w:rPr>
-        <w:t xml:space="preserve"> pada </w:t>
-      </w:r>
-      <w:proofErr w:type="spellStart"/>
-      <w:r>
-        <w:rPr>
-          <w:rFonts w:ascii="Arial" w:hAnsi="Arial" w:cs="Arial"/>
-          <w:color w:val="000000"/>
-          <w:spacing w:val="-1"/>
-          <w:sz w:val="20"/>
-          <w:szCs w:val="20"/>
-          <w:lang w:val="en-US"/>
-        </w:rPr>
-        <w:t>perangkat</w:t>
-      </w:r>
-      <w:proofErr w:type="spellEnd"/>
-      <w:r>
-        <w:rPr>
-          <w:rFonts w:ascii="Arial" w:hAnsi="Arial" w:cs="Arial"/>
-          <w:color w:val="000000"/>
-          <w:spacing w:val="-1"/>
-          <w:sz w:val="20"/>
-          <w:szCs w:val="20"/>
-          <w:lang w:val="en-US"/>
-        </w:rPr>
-        <w:t xml:space="preserve"> </w:t>
-      </w:r>
-      <w:proofErr w:type="spellStart"/>
-      <w:r>
-        <w:rPr>
-          <w:rFonts w:ascii="Arial" w:hAnsi="Arial" w:cs="Arial"/>
-          <w:color w:val="000000"/>
-          <w:spacing w:val="-1"/>
-          <w:sz w:val="20"/>
-          <w:szCs w:val="20"/>
-          <w:lang w:val="en-US"/>
-        </w:rPr>
-        <w:t>tersebut</w:t>
-      </w:r>
-      <w:proofErr w:type="spellEnd"/>
-      <w:r>
-        <w:rPr>
-          <w:rFonts w:ascii="Arial" w:hAnsi="Arial" w:cs="Arial"/>
-          <w:color w:val="000000"/>
-          <w:spacing w:val="-1"/>
-          <w:sz w:val="20"/>
-          <w:szCs w:val="20"/>
-          <w:lang w:val="en-US"/>
-        </w:rPr>
-        <w:t xml:space="preserve"> </w:t>
-      </w:r>
-      <w:proofErr w:type="spellStart"/>
-      <w:r>
-        <w:rPr>
-          <w:rFonts w:ascii="Arial" w:hAnsi="Arial" w:cs="Arial"/>
-          <w:color w:val="000000"/>
-          <w:spacing w:val="-1"/>
-          <w:sz w:val="20"/>
-          <w:szCs w:val="20"/>
-          <w:lang w:val="en-US"/>
-        </w:rPr>
-        <w:t>dapat</w:t>
-      </w:r>
-      <w:proofErr w:type="spellEnd"/>
-      <w:r>
-        <w:rPr>
-          <w:rFonts w:ascii="Arial" w:hAnsi="Arial" w:cs="Arial"/>
-          <w:color w:val="000000"/>
-          <w:spacing w:val="-1"/>
-          <w:sz w:val="20"/>
-          <w:szCs w:val="20"/>
-          <w:lang w:val="en-US"/>
-        </w:rPr>
-        <w:t xml:space="preserve"> </w:t>
-      </w:r>
-      <w:proofErr w:type="spellStart"/>
-      <w:r>
-        <w:rPr>
-          <w:rFonts w:ascii="Arial" w:hAnsi="Arial" w:cs="Arial"/>
-          <w:color w:val="000000"/>
-          <w:spacing w:val="-1"/>
-          <w:sz w:val="20"/>
-          <w:szCs w:val="20"/>
-          <w:lang w:val="en-US"/>
-        </w:rPr>
-        <w:t>disimpulkan</w:t>
-      </w:r>
-      <w:proofErr w:type="spellEnd"/>
-      <w:r>
-        <w:rPr>
-          <w:rFonts w:ascii="Arial" w:hAnsi="Arial" w:cs="Arial"/>
-          <w:color w:val="000000"/>
-          <w:spacing w:val="-1"/>
-          <w:sz w:val="20"/>
-          <w:szCs w:val="20"/>
-          <w:lang w:val="en-US"/>
-        </w:rPr>
-        <w:t xml:space="preserve"> </w:t>
-      </w:r>
-      <w:proofErr w:type="spellStart"/>
-      <w:r>
-        <w:rPr>
-          <w:rFonts w:ascii="Arial" w:hAnsi="Arial" w:cs="Arial"/>
-          <w:color w:val="000000"/>
-          <w:spacing w:val="-1"/>
-          <w:sz w:val="20"/>
-          <w:szCs w:val="20"/>
-          <w:lang w:val="en-US"/>
-        </w:rPr>
-        <w:t>bahwa</w:t>
-      </w:r>
-      <w:proofErr w:type="spellEnd"/>
-      <w:r>
-        <w:rPr>
-          <w:rFonts w:ascii="Arial" w:hAnsi="Arial" w:cs="Arial"/>
-          <w:color w:val="000000"/>
-          <w:spacing w:val="-1"/>
-          <w:sz w:val="20"/>
-          <w:szCs w:val="20"/>
-          <w:lang w:val="en-US"/>
-        </w:rPr>
-        <w:t xml:space="preserve"> </w:t>
-      </w:r>
-      <w:proofErr w:type="spellStart"/>
-      <w:r>
-        <w:rPr>
-          <w:rFonts w:ascii="Arial" w:hAnsi="Arial" w:cs="Arial"/>
-          <w:color w:val="000000"/>
-          <w:spacing w:val="-1"/>
-          <w:sz w:val="20"/>
-          <w:szCs w:val="20"/>
-          <w:lang w:val="en-US"/>
-        </w:rPr>
-        <w:t>perangkat</w:t>
-      </w:r>
-      <w:proofErr w:type="spellEnd"/>
-      <w:r>
-        <w:rPr>
-          <w:rFonts w:ascii="Arial" w:hAnsi="Arial" w:cs="Arial"/>
-          <w:color w:val="000000"/>
-          <w:spacing w:val="-1"/>
-          <w:sz w:val="20"/>
-          <w:szCs w:val="20"/>
-          <w:lang w:val="en-US"/>
-        </w:rPr>
-        <w:t xml:space="preserve"> </w:t>
-      </w:r>
-      <w:proofErr w:type="spellStart"/>
-      <w:r>
-        <w:rPr>
-          <w:rFonts w:ascii="Arial" w:hAnsi="Arial" w:cs="Arial"/>
-          <w:color w:val="000000"/>
-          <w:spacing w:val="-1"/>
-          <w:sz w:val="20"/>
-          <w:szCs w:val="20"/>
-          <w:lang w:val="en-US"/>
-        </w:rPr>
-        <w:t>dapat</w:t>
-      </w:r>
-      <w:proofErr w:type="spellEnd"/>
-      <w:r>
-        <w:rPr>
-          <w:rFonts w:ascii="Arial" w:hAnsi="Arial" w:cs="Arial"/>
-          <w:color w:val="000000"/>
-          <w:spacing w:val="-1"/>
-          <w:sz w:val="20"/>
-          <w:szCs w:val="20"/>
-          <w:lang w:val="en-US"/>
-        </w:rPr>
-        <w:t xml:space="preserve"> </w:t>
-      </w:r>
-      <w:proofErr w:type="spellStart"/>
-      <w:r>
-        <w:rPr>
-          <w:rFonts w:ascii="Arial" w:hAnsi="Arial" w:cs="Arial"/>
-          <w:color w:val="000000"/>
-          <w:spacing w:val="-1"/>
-          <w:sz w:val="20"/>
-          <w:szCs w:val="20"/>
-          <w:lang w:val="en-US"/>
-        </w:rPr>
-        <w:t>beroperasi</w:t>
-      </w:r>
-      <w:proofErr w:type="spellEnd"/>
-      <w:r>
-        <w:rPr>
-          <w:rFonts w:ascii="Arial" w:hAnsi="Arial" w:cs="Arial"/>
-          <w:color w:val="000000"/>
-          <w:spacing w:val="-1"/>
-          <w:sz w:val="20"/>
-          <w:szCs w:val="20"/>
-          <w:lang w:val="en-US"/>
-        </w:rPr>
-        <w:t xml:space="preserve"> dan </w:t>
-      </w:r>
-      <w:proofErr w:type="spellStart"/>
-      <w:r>
-        <w:rPr>
-          <w:rFonts w:ascii="Arial" w:hAnsi="Arial" w:cs="Arial"/>
-          <w:color w:val="000000"/>
-          <w:spacing w:val="-1"/>
-          <w:sz w:val="20"/>
-          <w:szCs w:val="20"/>
-          <w:lang w:val="en-US"/>
-        </w:rPr>
-        <w:t>digunakan</w:t>
-      </w:r>
-      <w:proofErr w:type="spellEnd"/>
-      <w:r>
-        <w:rPr>
-          <w:rFonts w:ascii="Arial" w:hAnsi="Arial" w:cs="Arial"/>
-          <w:color w:val="000000"/>
-          <w:spacing w:val="-1"/>
-          <w:sz w:val="20"/>
-          <w:szCs w:val="20"/>
-          <w:lang w:val="en-US"/>
-        </w:rPr>
-        <w:t xml:space="preserve"> </w:t>
-      </w:r>
-      <w:proofErr w:type="spellStart"/>
-      <w:r>
-        <w:rPr>
-          <w:rFonts w:ascii="Arial" w:hAnsi="Arial" w:cs="Arial"/>
-          <w:color w:val="000000"/>
-          <w:spacing w:val="-1"/>
-          <w:sz w:val="20"/>
-          <w:szCs w:val="20"/>
-          <w:lang w:val="en-US"/>
-        </w:rPr>
-        <w:t>sesuai</w:t>
-      </w:r>
-      <w:proofErr w:type="spellEnd"/>
-      <w:r>
-        <w:rPr>
-          <w:rFonts w:ascii="Arial" w:hAnsi="Arial" w:cs="Arial"/>
-          <w:color w:val="000000"/>
-          <w:spacing w:val="-1"/>
-          <w:sz w:val="20"/>
-          <w:szCs w:val="20"/>
-          <w:lang w:val="en-US"/>
-        </w:rPr>
-        <w:t xml:space="preserve"> </w:t>
-      </w:r>
-      <w:proofErr w:type="spellStart"/>
-      <w:r>
-        <w:rPr>
-          <w:rFonts w:ascii="Arial" w:hAnsi="Arial" w:cs="Arial"/>
-          <w:color w:val="000000"/>
-          <w:spacing w:val="-1"/>
-          <w:sz w:val="20"/>
-          <w:szCs w:val="20"/>
-          <w:lang w:val="en-US"/>
-        </w:rPr>
-        <w:t>dengan</w:t>
-      </w:r>
-      <w:proofErr w:type="spellEnd"/>
-      <w:r>
-        <w:rPr>
-          <w:rFonts w:ascii="Arial" w:hAnsi="Arial" w:cs="Arial"/>
-          <w:color w:val="000000"/>
-          <w:spacing w:val="-1"/>
-          <w:sz w:val="20"/>
-          <w:szCs w:val="20"/>
-          <w:lang w:val="en-US"/>
-        </w:rPr>
-        <w:t xml:space="preserve"> </w:t>
-      </w:r>
-      <w:proofErr w:type="spellStart"/>
-      <w:r>
-        <w:rPr>
-          <w:rFonts w:ascii="Arial" w:hAnsi="Arial" w:cs="Arial"/>
-          <w:color w:val="000000"/>
-          <w:spacing w:val="-1"/>
-          <w:sz w:val="20"/>
-          <w:szCs w:val="20"/>
-          <w:lang w:val="en-US"/>
-        </w:rPr>
-        <w:t>tujuan</w:t>
-      </w:r>
-      <w:proofErr w:type="spellEnd"/>
-      <w:r>
-        <w:rPr>
-          <w:rFonts w:ascii="Arial" w:hAnsi="Arial" w:cs="Arial"/>
-          <w:color w:val="000000"/>
-          <w:spacing w:val="-1"/>
-          <w:sz w:val="20"/>
-          <w:szCs w:val="20"/>
-          <w:lang w:val="en-US"/>
-        </w:rPr>
-        <w:t xml:space="preserve"> </w:t>
-      </w:r>
-      <w:proofErr w:type="spellStart"/>
-      <w:r>
-        <w:rPr>
-          <w:rFonts w:ascii="Arial" w:hAnsi="Arial" w:cs="Arial"/>
-          <w:color w:val="000000"/>
-          <w:spacing w:val="-1"/>
-          <w:sz w:val="20"/>
-          <w:szCs w:val="20"/>
-          <w:lang w:val="en-US"/>
-        </w:rPr>
-        <w:t>pembuatanya</w:t>
-      </w:r>
-      <w:proofErr w:type="spellEnd"/>
-      <w:r>
-        <w:rPr>
-          <w:rFonts w:ascii="Arial" w:hAnsi="Arial" w:cs="Arial"/>
-          <w:color w:val="000000"/>
-          <w:spacing w:val="-1"/>
-          <w:sz w:val="20"/>
-          <w:szCs w:val="20"/>
-          <w:lang w:val="en-US"/>
-        </w:rPr>
-        <w:t xml:space="preserve"> </w:t>
-      </w:r>
-      <w:proofErr w:type="spellStart"/>
-      <w:r>
-        <w:rPr>
-          <w:rFonts w:ascii="Arial" w:hAnsi="Arial" w:cs="Arial"/>
-          <w:color w:val="000000"/>
-          <w:spacing w:val="-1"/>
-          <w:sz w:val="20"/>
-          <w:szCs w:val="20"/>
-          <w:lang w:val="en-US"/>
-        </w:rPr>
-        <w:t>dalam</w:t>
-      </w:r>
-      <w:proofErr w:type="spellEnd"/>
-      <w:r>
-        <w:rPr>
-          <w:rFonts w:ascii="Arial" w:hAnsi="Arial" w:cs="Arial"/>
-          <w:color w:val="000000"/>
-          <w:spacing w:val="-1"/>
-          <w:sz w:val="20"/>
-          <w:szCs w:val="20"/>
-          <w:lang w:val="en-US"/>
-        </w:rPr>
-        <w:t xml:space="preserve"> </w:t>
-      </w:r>
-      <w:proofErr w:type="spellStart"/>
-      <w:r>
-        <w:rPr>
-          <w:rFonts w:ascii="Arial" w:hAnsi="Arial" w:cs="Arial"/>
-          <w:color w:val="000000"/>
-          <w:spacing w:val="-1"/>
-          <w:sz w:val="20"/>
-          <w:szCs w:val="20"/>
-          <w:lang w:val="en-US"/>
-        </w:rPr>
-        <w:t>meningkatkan</w:t>
-      </w:r>
-      <w:proofErr w:type="spellEnd"/>
-      <w:r>
-        <w:rPr>
-          <w:rFonts w:ascii="Arial" w:hAnsi="Arial" w:cs="Arial"/>
-          <w:color w:val="000000"/>
-          <w:spacing w:val="-1"/>
-          <w:sz w:val="20"/>
-          <w:szCs w:val="20"/>
-          <w:lang w:val="en-US"/>
-        </w:rPr>
-        <w:t xml:space="preserve"> </w:t>
-      </w:r>
-      <w:proofErr w:type="spellStart"/>
-      <w:r>
-        <w:rPr>
-          <w:rFonts w:ascii="Arial" w:hAnsi="Arial" w:cs="Arial"/>
-          <w:color w:val="000000"/>
-          <w:spacing w:val="-1"/>
-          <w:sz w:val="20"/>
-          <w:szCs w:val="20"/>
-          <w:lang w:val="en-US"/>
-        </w:rPr>
-        <w:t>keamanan</w:t>
-      </w:r>
-      <w:proofErr w:type="spellEnd"/>
-      <w:r>
-        <w:rPr>
-          <w:rFonts w:ascii="Arial" w:hAnsi="Arial" w:cs="Arial"/>
-          <w:color w:val="000000"/>
-          <w:spacing w:val="-1"/>
-          <w:sz w:val="20"/>
-          <w:szCs w:val="20"/>
-          <w:lang w:val="en-US"/>
-        </w:rPr>
-        <w:t xml:space="preserve"> pada </w:t>
-      </w:r>
-      <w:proofErr w:type="spellStart"/>
-      <w:r>
-        <w:rPr>
-          <w:rFonts w:ascii="Arial" w:hAnsi="Arial" w:cs="Arial"/>
-          <w:color w:val="000000"/>
-          <w:spacing w:val="-1"/>
-          <w:sz w:val="20"/>
-          <w:szCs w:val="20"/>
-          <w:lang w:val="en-US"/>
-        </w:rPr>
-        <w:t>sepeda</w:t>
-      </w:r>
-      <w:proofErr w:type="spellEnd"/>
-      <w:r>
-        <w:rPr>
-          <w:rFonts w:ascii="Arial" w:hAnsi="Arial" w:cs="Arial"/>
-          <w:color w:val="000000"/>
-          <w:spacing w:val="-1"/>
-          <w:sz w:val="20"/>
-          <w:szCs w:val="20"/>
-          <w:lang w:val="en-US"/>
-        </w:rPr>
-        <w:t xml:space="preserve"> motor.</w:t>
+        <w:t>Berdasarkan hasil pengujian yang dilakukan pada perangkat tersebut dapat disimpulkan bahwa perangkat dapat beroperasi dan digunakan sesuai dengan tujuan pembuatanya dalam meningkatkan keamanan pada sepeda motor.</w:t>
       </w:r>
     </w:p>
     <w:p>
@@ -2934,29 +664,7 @@
           <w:szCs w:val="20"/>
           <w:lang w:val="en-US"/>
         </w:rPr>
-        <w:t xml:space="preserve">Esp32, </w:t>
-      </w:r>
-      <w:proofErr w:type="spellStart"/>
-      <w:r>
-        <w:rPr>
-          <w:rFonts w:ascii="Arial" w:hAnsi="Arial" w:cs="Arial"/>
-          <w:color w:val="000000"/>
-          <w:sz w:val="20"/>
-          <w:szCs w:val="20"/>
-          <w:lang w:val="en-US"/>
-        </w:rPr>
-        <w:t>Akselerometer</w:t>
-      </w:r>
-      <w:proofErr w:type="spellEnd"/>
-      <w:r>
-        <w:rPr>
-          <w:rFonts w:ascii="Arial" w:hAnsi="Arial" w:cs="Arial"/>
-          <w:color w:val="000000"/>
-          <w:sz w:val="20"/>
-          <w:szCs w:val="20"/>
-          <w:lang w:val="en-US"/>
-        </w:rPr>
-        <w:t xml:space="preserve">, SIM800l, </w:t>
+        <w:t xml:space="preserve">Esp32, Akselerometer, SIM800l, </w:t>
       </w:r>
       <w:r>
         <w:rPr>
@@ -5224,8 +2932,12 @@
           <w:color w:val="000000"/>
         </w:rPr>
         <w:sectPr>
-          <w:headerReference w:type="default" r:id="rId7"/>
-          <w:footerReference w:type="default" r:id="rId8"/>
+          <w:headerReference w:type="even" r:id="rId7"/>
+          <w:headerReference w:type="default" r:id="rId8"/>
+          <w:footerReference w:type="even" r:id="rId9"/>
+          <w:footerReference w:type="default" r:id="rId10"/>
+          <w:headerReference w:type="first" r:id="rId11"/>
+          <w:footerReference w:type="first" r:id="rId12"/>
           <w:pgSz w:w="11909" w:h="16834" w:code="9"/>
           <w:pgMar w:top="1728" w:right="1152" w:bottom="1440" w:left="1440" w:header="720" w:footer="720" w:gutter="0"/>
           <w:cols w:space="1002"/>
@@ -19886,7 +17598,7 @@
                     </pic:cNvPicPr>
                   </pic:nvPicPr>
                   <pic:blipFill>
-                    <a:blip r:embed="rId9">
+                    <a:blip r:embed="rId13">
                       <a:extLst>
                         <a:ext uri="{28A0092B-C50C-407E-A947-70E740481C1C}">
                           <a14:useLocalDpi xmlns:a14="http://schemas.microsoft.com/office/drawing/2010/main" val="0"/>
@@ -29955,397 +27667,168 @@
           <w:spacing w:val="-1"/>
           <w:lang w:val="en-US"/>
         </w:rPr>
-        <w:t xml:space="preserve">Daftar </w:t>
-      </w:r>
-      <w:proofErr w:type="spellStart"/>
+        <w:t>Daftar rujukan minim</w:t>
+      </w:r>
       <w:r>
         <w:rPr>
           <w:rFonts w:ascii="Arial" w:hAnsi="Arial" w:cs="Arial"/>
           <w:spacing w:val="-1"/>
           <w:lang w:val="en-US"/>
         </w:rPr>
-        <w:t>rujukan</w:t>
-      </w:r>
-      <w:proofErr w:type="spellEnd"/>
+        <w:t xml:space="preserve">al 80% dari jurnal bereputasi. </w:t>
+      </w:r>
       <w:r>
         <w:rPr>
           <w:rFonts w:ascii="Arial" w:hAnsi="Arial" w:cs="Arial"/>
           <w:spacing w:val="-1"/>
           <w:lang w:val="en-US"/>
         </w:rPr>
-        <w:t xml:space="preserve"> minim</w:t>
-      </w:r>
-      <w:r>
-        <w:rPr>
-          <w:rFonts w:ascii="Arial" w:hAnsi="Arial" w:cs="Arial"/>
-          <w:spacing w:val="-1"/>
+        <w:t>P</w:t>
+      </w:r>
+      <w:r>
+        <w:rPr>
+          <w:rFonts w:ascii="Arial" w:hAnsi="Arial" w:cs="Arial"/>
+          <w:spacing w:val="-1"/>
+        </w:rPr>
+        <w:t>e</w:t>
+      </w:r>
+      <w:r>
+        <w:rPr>
+          <w:rFonts w:ascii="Arial" w:hAnsi="Arial" w:cs="Arial"/>
+          <w:spacing w:val="2"/>
+        </w:rPr>
+        <w:t>n</w:t>
+      </w:r>
+      <w:r>
+        <w:rPr>
+          <w:rFonts w:ascii="Arial" w:hAnsi="Arial" w:cs="Arial"/>
+        </w:rPr>
+        <w:t>u</w:t>
+      </w:r>
+      <w:r>
+        <w:rPr>
+          <w:rFonts w:ascii="Arial" w:hAnsi="Arial" w:cs="Arial"/>
+          <w:spacing w:val="1"/>
+        </w:rPr>
+        <w:t>l</w:t>
+      </w:r>
+      <w:r>
+        <w:rPr>
+          <w:rFonts w:ascii="Arial" w:hAnsi="Arial" w:cs="Arial"/>
+          <w:spacing w:val="-1"/>
+        </w:rPr>
+        <w:t>i</w:t>
+      </w:r>
+      <w:r>
+        <w:rPr>
+          <w:rFonts w:ascii="Arial" w:hAnsi="Arial" w:cs="Arial"/>
+          <w:spacing w:val="1"/>
+        </w:rPr>
+        <w:t>s</w:t>
+      </w:r>
+      <w:r>
+        <w:rPr>
+          <w:rFonts w:ascii="Arial" w:hAnsi="Arial" w:cs="Arial"/>
+          <w:spacing w:val="2"/>
+        </w:rPr>
+        <w:t>a</w:t>
+      </w:r>
+      <w:r>
+        <w:rPr>
+          <w:rFonts w:ascii="Arial" w:hAnsi="Arial" w:cs="Arial"/>
+        </w:rPr>
+        <w:t>n</w:t>
+      </w:r>
+      <w:r>
+        <w:rPr>
+          <w:rFonts w:ascii="Arial" w:hAnsi="Arial" w:cs="Arial"/>
+        </w:rPr>
+        <w:t xml:space="preserve"> </w:t>
+      </w:r>
+      <w:r>
+        <w:rPr>
+          <w:rFonts w:ascii="Arial" w:hAnsi="Arial" w:cs="Arial"/>
+          <w:spacing w:val="1"/>
+        </w:rPr>
+        <w:t>r</w:t>
+      </w:r>
+      <w:r>
+        <w:rPr>
+          <w:rFonts w:ascii="Arial" w:hAnsi="Arial" w:cs="Arial"/>
+        </w:rPr>
+        <w:t>u</w:t>
+      </w:r>
+      <w:r>
+        <w:rPr>
+          <w:rFonts w:ascii="Arial" w:hAnsi="Arial" w:cs="Arial"/>
+          <w:spacing w:val="1"/>
+        </w:rPr>
+        <w:t>j</w:t>
+      </w:r>
+      <w:r>
+        <w:rPr>
+          <w:rFonts w:ascii="Arial" w:hAnsi="Arial" w:cs="Arial"/>
+        </w:rPr>
+        <w:t>u</w:t>
+      </w:r>
+      <w:r>
+        <w:rPr>
+          <w:rFonts w:ascii="Arial" w:hAnsi="Arial" w:cs="Arial"/>
+          <w:spacing w:val="3"/>
+        </w:rPr>
+        <w:t>k</w:t>
+      </w:r>
+      <w:r>
+        <w:rPr>
+          <w:rFonts w:ascii="Arial" w:hAnsi="Arial" w:cs="Arial"/>
+        </w:rPr>
+        <w:t>a</w:t>
+      </w:r>
+      <w:r>
+        <w:rPr>
+          <w:rFonts w:ascii="Arial" w:hAnsi="Arial" w:cs="Arial"/>
+          <w:spacing w:val="-1"/>
+        </w:rPr>
+        <w:t>n</w:t>
+      </w:r>
+      <w:r>
+        <w:rPr>
+          <w:rFonts w:ascii="Arial" w:hAnsi="Arial" w:cs="Arial"/>
+          <w:spacing w:val="-1"/>
+        </w:rPr>
+        <w:t xml:space="preserve"> </w:t>
+      </w:r>
+      <w:r>
+        <w:rPr>
+          <w:rFonts w:ascii="Arial" w:hAnsi="Arial" w:cs="Arial"/>
           <w:lang w:val="en-US"/>
         </w:rPr>
-        <w:t xml:space="preserve">al 80% </w:t>
-      </w:r>
-      <w:proofErr w:type="spellStart"/>
-      <w:r>
-        <w:rPr>
-          <w:rFonts w:ascii="Arial" w:hAnsi="Arial" w:cs="Arial"/>
-          <w:spacing w:val="-1"/>
-          <w:lang w:val="en-US"/>
-        </w:rPr>
-        <w:t>dari</w:t>
-      </w:r>
-      <w:proofErr w:type="spellEnd"/>
-      <w:r>
-        <w:rPr>
-          <w:rFonts w:ascii="Arial" w:hAnsi="Arial" w:cs="Arial"/>
-          <w:spacing w:val="-1"/>
-          <w:lang w:val="en-US"/>
-        </w:rPr>
-        <w:t xml:space="preserve"> </w:t>
-      </w:r>
-      <w:proofErr w:type="spellStart"/>
-      <w:r>
-        <w:rPr>
-          <w:rFonts w:ascii="Arial" w:hAnsi="Arial" w:cs="Arial"/>
-          <w:spacing w:val="-1"/>
-          <w:lang w:val="en-US"/>
-        </w:rPr>
-        <w:t>jurnal</w:t>
-      </w:r>
-      <w:proofErr w:type="spellEnd"/>
-      <w:r>
-        <w:rPr>
-          <w:rFonts w:ascii="Arial" w:hAnsi="Arial" w:cs="Arial"/>
-          <w:spacing w:val="-1"/>
-          <w:lang w:val="en-US"/>
-        </w:rPr>
-        <w:t xml:space="preserve"> </w:t>
-      </w:r>
-      <w:proofErr w:type="spellStart"/>
-      <w:r>
-        <w:rPr>
-          <w:rFonts w:ascii="Arial" w:hAnsi="Arial" w:cs="Arial"/>
-          <w:spacing w:val="-1"/>
-          <w:lang w:val="en-US"/>
-        </w:rPr>
-        <w:t>bereputasi</w:t>
-      </w:r>
-      <w:proofErr w:type="spellEnd"/>
-      <w:r>
-        <w:rPr>
-          <w:rFonts w:ascii="Arial" w:hAnsi="Arial" w:cs="Arial"/>
-          <w:spacing w:val="-1"/>
-          <w:lang w:val="en-US"/>
-        </w:rPr>
-        <w:t xml:space="preserve">. </w:t>
-      </w:r>
-      <w:r>
-        <w:rPr>
-          <w:rFonts w:ascii="Arial" w:hAnsi="Arial" w:cs="Arial"/>
-          <w:spacing w:val="-1"/>
-          <w:lang w:val="en-US"/>
-        </w:rPr>
-        <w:t>P</w:t>
-      </w:r>
-      <w:proofErr w:type="spellStart"/>
-      <w:r>
-        <w:rPr>
-          <w:rFonts w:ascii="Arial" w:hAnsi="Arial" w:cs="Arial"/>
-          <w:spacing w:val="-1"/>
-        </w:rPr>
-        <w:t>e</w:t>
-      </w:r>
-      <w:r>
-        <w:rPr>
-          <w:rFonts w:ascii="Arial" w:hAnsi="Arial" w:cs="Arial"/>
-          <w:spacing w:val="2"/>
-        </w:rPr>
-        <w:t>n</w:t>
-      </w:r>
-      <w:r>
-        <w:rPr>
-          <w:rFonts w:ascii="Arial" w:hAnsi="Arial" w:cs="Arial"/>
-        </w:rPr>
-        <w:t>u</w:t>
-      </w:r>
-      <w:r>
-        <w:rPr>
-          <w:rFonts w:ascii="Arial" w:hAnsi="Arial" w:cs="Arial"/>
-          <w:spacing w:val="1"/>
-        </w:rPr>
-        <w:t>l</w:t>
-      </w:r>
-      <w:r>
-        <w:rPr>
-          <w:rFonts w:ascii="Arial" w:hAnsi="Arial" w:cs="Arial"/>
-          <w:spacing w:val="-1"/>
-        </w:rPr>
-        <w:t>i</w:t>
-      </w:r>
-      <w:r>
-        <w:rPr>
-          <w:rFonts w:ascii="Arial" w:hAnsi="Arial" w:cs="Arial"/>
-          <w:spacing w:val="1"/>
-        </w:rPr>
-        <w:t>s</w:t>
-      </w:r>
-      <w:r>
-        <w:rPr>
-          <w:rFonts w:ascii="Arial" w:hAnsi="Arial" w:cs="Arial"/>
-          <w:spacing w:val="2"/>
-        </w:rPr>
-        <w:t>a</w:t>
-      </w:r>
-      <w:r>
-        <w:rPr>
-          <w:rFonts w:ascii="Arial" w:hAnsi="Arial" w:cs="Arial"/>
-        </w:rPr>
-        <w:t>n</w:t>
-      </w:r>
-      <w:proofErr w:type="spellEnd"/>
-      <w:r>
-        <w:rPr>
-          <w:rFonts w:ascii="Arial" w:hAnsi="Arial" w:cs="Arial"/>
-        </w:rPr>
-        <w:t xml:space="preserve"> </w:t>
-      </w:r>
-      <w:r>
-        <w:rPr>
-          <w:rFonts w:ascii="Arial" w:hAnsi="Arial" w:cs="Arial"/>
-          <w:spacing w:val="1"/>
-        </w:rPr>
-        <w:t>r</w:t>
-      </w:r>
-      <w:r>
-        <w:rPr>
-          <w:rFonts w:ascii="Arial" w:hAnsi="Arial" w:cs="Arial"/>
-        </w:rPr>
-        <w:t>u</w:t>
-      </w:r>
-      <w:r>
-        <w:rPr>
-          <w:rFonts w:ascii="Arial" w:hAnsi="Arial" w:cs="Arial"/>
-          <w:spacing w:val="1"/>
-        </w:rPr>
-        <w:t>j</w:t>
-      </w:r>
-      <w:r>
-        <w:rPr>
-          <w:rFonts w:ascii="Arial" w:hAnsi="Arial" w:cs="Arial"/>
-        </w:rPr>
-        <w:t>u</w:t>
-      </w:r>
-      <w:r>
-        <w:rPr>
-          <w:rFonts w:ascii="Arial" w:hAnsi="Arial" w:cs="Arial"/>
-          <w:spacing w:val="3"/>
-        </w:rPr>
-        <w:t>k</w:t>
-      </w:r>
-      <w:r>
-        <w:rPr>
-          <w:rFonts w:ascii="Arial" w:hAnsi="Arial" w:cs="Arial"/>
-        </w:rPr>
-        <w:t>a</w:t>
-      </w:r>
-      <w:r>
-        <w:rPr>
-          <w:rFonts w:ascii="Arial" w:hAnsi="Arial" w:cs="Arial"/>
-          <w:spacing w:val="-1"/>
-        </w:rPr>
-        <w:t>n</w:t>
-      </w:r>
-      <w:r>
-        <w:rPr>
-          <w:rFonts w:ascii="Arial" w:hAnsi="Arial" w:cs="Arial"/>
-          <w:spacing w:val="-1"/>
-        </w:rPr>
-        <w:t xml:space="preserve"> </w:t>
-      </w:r>
-      <w:proofErr w:type="spellStart"/>
-      <w:r>
-        <w:rPr>
-          <w:rFonts w:ascii="Arial" w:hAnsi="Arial" w:cs="Arial"/>
-          <w:lang w:val="en-US"/>
-        </w:rPr>
-        <w:t>menggunakan</w:t>
-      </w:r>
-      <w:proofErr w:type="spellEnd"/>
-      <w:r>
-        <w:rPr>
-          <w:rFonts w:ascii="Arial" w:hAnsi="Arial" w:cs="Arial"/>
-          <w:lang w:val="en-US"/>
-        </w:rPr>
-        <w:t xml:space="preserve"> format APA. </w:t>
-      </w:r>
-      <w:proofErr w:type="spellStart"/>
+        <w:t xml:space="preserve">menggunakan format APA. </w:t>
+      </w:r>
       <w:r>
         <w:rPr>
           <w:rFonts w:ascii="Arial" w:hAnsi="Arial" w:cs="Arial"/>
           <w:b/>
           <w:lang w:val="en-US"/>
         </w:rPr>
-        <w:t>Penulisan</w:t>
-      </w:r>
-      <w:proofErr w:type="spellEnd"/>
+        <w:t>Penulisan rujukan harus menggunakan perangkat luna</w:t>
+      </w:r>
       <w:r>
         <w:rPr>
           <w:rFonts w:ascii="Arial" w:hAnsi="Arial" w:cs="Arial"/>
           <w:b/>
           <w:lang w:val="en-US"/>
         </w:rPr>
-        <w:t xml:space="preserve"> </w:t>
-      </w:r>
-      <w:proofErr w:type="spellStart"/>
+        <w:t xml:space="preserve">k manajemen referensi </w:t>
+      </w:r>
       <w:r>
         <w:rPr>
           <w:rFonts w:ascii="Arial" w:hAnsi="Arial" w:cs="Arial"/>
           <w:b/>
           <w:lang w:val="en-US"/>
         </w:rPr>
-        <w:t>rujukan</w:t>
-      </w:r>
-      <w:proofErr w:type="spellEnd"/>
-      <w:r>
-        <w:rPr>
-          <w:rFonts w:ascii="Arial" w:hAnsi="Arial" w:cs="Arial"/>
-          <w:b/>
-          <w:lang w:val="en-US"/>
-        </w:rPr>
-        <w:t xml:space="preserve"> </w:t>
-      </w:r>
-      <w:proofErr w:type="spellStart"/>
-      <w:r>
-        <w:rPr>
-          <w:rFonts w:ascii="Arial" w:hAnsi="Arial" w:cs="Arial"/>
-          <w:b/>
-          <w:lang w:val="en-US"/>
-        </w:rPr>
-        <w:t>harus</w:t>
-      </w:r>
-      <w:proofErr w:type="spellEnd"/>
-      <w:r>
-        <w:rPr>
-          <w:rFonts w:ascii="Arial" w:hAnsi="Arial" w:cs="Arial"/>
-          <w:b/>
-          <w:lang w:val="en-US"/>
-        </w:rPr>
-        <w:t xml:space="preserve"> </w:t>
-      </w:r>
-      <w:proofErr w:type="spellStart"/>
-      <w:r>
-        <w:rPr>
-          <w:rFonts w:ascii="Arial" w:hAnsi="Arial" w:cs="Arial"/>
-          <w:b/>
-          <w:lang w:val="en-US"/>
-        </w:rPr>
-        <w:t>menggunakan</w:t>
-      </w:r>
-      <w:proofErr w:type="spellEnd"/>
-      <w:r>
-        <w:rPr>
-          <w:rFonts w:ascii="Arial" w:hAnsi="Arial" w:cs="Arial"/>
-          <w:b/>
-          <w:lang w:val="en-US"/>
-        </w:rPr>
-        <w:t xml:space="preserve"> </w:t>
-      </w:r>
-      <w:proofErr w:type="spellStart"/>
-      <w:r>
-        <w:rPr>
-          <w:rFonts w:ascii="Arial" w:hAnsi="Arial" w:cs="Arial"/>
-          <w:b/>
-          <w:lang w:val="en-US"/>
-        </w:rPr>
-        <w:t>perangkat</w:t>
-      </w:r>
-      <w:proofErr w:type="spellEnd"/>
-      <w:r>
-        <w:rPr>
-          <w:rFonts w:ascii="Arial" w:hAnsi="Arial" w:cs="Arial"/>
-          <w:b/>
-          <w:lang w:val="en-US"/>
-        </w:rPr>
-        <w:t xml:space="preserve"> </w:t>
-      </w:r>
-      <w:proofErr w:type="spellStart"/>
-      <w:r>
-        <w:rPr>
-          <w:rFonts w:ascii="Arial" w:hAnsi="Arial" w:cs="Arial"/>
-          <w:b/>
-          <w:lang w:val="en-US"/>
-        </w:rPr>
-        <w:t>luna</w:t>
-      </w:r>
-      <w:r>
-        <w:rPr>
-          <w:rFonts w:ascii="Arial" w:hAnsi="Arial" w:cs="Arial"/>
-          <w:b/>
-          <w:lang w:val="en-US"/>
-        </w:rPr>
-        <w:t>k</w:t>
-      </w:r>
-      <w:proofErr w:type="spellEnd"/>
-      <w:r>
-        <w:rPr>
-          <w:rFonts w:ascii="Arial" w:hAnsi="Arial" w:cs="Arial"/>
-          <w:b/>
-          <w:lang w:val="en-US"/>
-        </w:rPr>
-        <w:t xml:space="preserve"> </w:t>
-      </w:r>
-      <w:proofErr w:type="spellStart"/>
-      <w:r>
-        <w:rPr>
-          <w:rFonts w:ascii="Arial" w:hAnsi="Arial" w:cs="Arial"/>
-          <w:b/>
-          <w:lang w:val="en-US"/>
-        </w:rPr>
-        <w:t>manajemen</w:t>
-      </w:r>
-      <w:proofErr w:type="spellEnd"/>
-      <w:r>
-        <w:rPr>
-          <w:rFonts w:ascii="Arial" w:hAnsi="Arial" w:cs="Arial"/>
-          <w:b/>
-          <w:lang w:val="en-US"/>
-        </w:rPr>
-        <w:t xml:space="preserve"> </w:t>
-      </w:r>
-      <w:proofErr w:type="spellStart"/>
-      <w:r>
-        <w:rPr>
-          <w:rFonts w:ascii="Arial" w:hAnsi="Arial" w:cs="Arial"/>
-          <w:b/>
-          <w:lang w:val="en-US"/>
-        </w:rPr>
-        <w:t>referensi</w:t>
-      </w:r>
-      <w:proofErr w:type="spellEnd"/>
-      <w:r>
-        <w:rPr>
-          <w:rFonts w:ascii="Arial" w:hAnsi="Arial" w:cs="Arial"/>
-          <w:b/>
-          <w:lang w:val="en-US"/>
-        </w:rPr>
-        <w:t xml:space="preserve"> </w:t>
-      </w:r>
-      <w:r>
-        <w:rPr>
-          <w:rFonts w:ascii="Arial" w:hAnsi="Arial" w:cs="Arial"/>
-          <w:b/>
-          <w:lang w:val="en-US"/>
-        </w:rPr>
-        <w:t>(</w:t>
-      </w:r>
-      <w:proofErr w:type="spellStart"/>
-      <w:r>
-        <w:rPr>
-          <w:rFonts w:ascii="Arial" w:hAnsi="Arial" w:cs="Arial"/>
-          <w:b/>
-          <w:lang w:val="en-US"/>
-        </w:rPr>
-        <w:t>Seperti</w:t>
-      </w:r>
-      <w:proofErr w:type="spellEnd"/>
+        <w:t>(Seperti</w:t>
+      </w:r>
       <w:r>
         <w:rPr>
           <w:rFonts w:ascii="Arial" w:hAnsi="Arial" w:cs="Arial"/>
@@ -34873,6 +32356,16 @@
 <w:ftr xmlns:wpc="http://schemas.microsoft.com/office/word/2010/wordprocessingCanvas" xmlns:cx="http://schemas.microsoft.com/office/drawing/2014/chartex" xmlns:cx1="http://schemas.microsoft.com/office/drawing/2015/9/8/chartex" xmlns:cx2="http://schemas.microsoft.com/office/drawing/2015/10/21/chartex" xmlns:cx3="http://schemas.microsoft.com/office/drawing/2016/5/9/chartex" xmlns:cx4="http://schemas.microsoft.com/office/drawing/2016/5/10/chartex" xmlns:cx5="http://schemas.microsoft.com/office/drawing/2016/5/11/chartex" xmlns:cx6="http://schemas.microsoft.com/office/drawing/2016/5/12/chartex" xmlns:cx7="http://schemas.microsoft.com/office/drawing/2016/5/13/chartex" xmlns:cx8="http://schemas.microsoft.com/office/drawing/2016/5/14/chartex" xmlns:mc="http://schemas.openxmlformats.org/markup-compatibility/2006" xmlns:aink="http://schemas.microsoft.com/office/drawing/2016/ink" xmlns:am3d="http://schemas.microsoft.com/office/drawing/2017/model3d" xmlns:o="urn:schemas-microsoft-com:office:office" xmlns:r="http://schemas.openxmlformats.org/officeDocument/2006/relationships" xmlns:m="http://schemas.openxmlformats.org/officeDocument/2006/math" xmlns:v="urn:schemas-microsoft-com:vml" xmlns:wp14="http://schemas.microsoft.com/office/word/2010/wordprocessingDrawing" xmlns:wp="http://schemas.openxmlformats.org/drawingml/2006/wordprocessingDrawing" xmlns:w10="urn:schemas-microsoft-com:office:word" xmlns:w="http://schemas.openxmlformats.org/wordprocessingml/2006/main" xmlns:w14="http://schemas.microsoft.com/office/word/2010/wordml" xmlns:w15="http://schemas.microsoft.com/office/word/2012/wordml" xmlns:w16cex="http://schemas.microsoft.com/office/word/2018/wordml/cex" xmlns:w16cid="http://schemas.microsoft.com/office/word/2016/wordml/cid" xmlns:w16="http://schemas.microsoft.com/office/word/2018/wordml" xmlns:w16se="http://schemas.microsoft.com/office/word/2015/wordml/symex" xmlns:wpg="http://schemas.microsoft.com/office/word/2010/wordprocessingGroup" xmlns:wpi="http://schemas.microsoft.com/office/word/2010/wordprocessingInk" xmlns:wne="http://schemas.microsoft.com/office/word/2006/wordml" xmlns:wps="http://schemas.microsoft.com/office/word/2010/wordprocessingShape" mc:Ignorable="w14 w15 w16se w16cid w16 w16cex wp14">
   <w:p>
     <w:pPr>
+      <w:pStyle w:val="Footer"/>
+    </w:pPr>
+  </w:p>
+</w:ftr>
+</file>
+
+<file path=word/footer2.xml><?xml version="1.0" encoding="utf-8"?>
+<w:ftr xmlns:wpc="http://schemas.microsoft.com/office/word/2010/wordprocessingCanvas" xmlns:cx="http://schemas.microsoft.com/office/drawing/2014/chartex" xmlns:cx1="http://schemas.microsoft.com/office/drawing/2015/9/8/chartex" xmlns:cx2="http://schemas.microsoft.com/office/drawing/2015/10/21/chartex" xmlns:cx3="http://schemas.microsoft.com/office/drawing/2016/5/9/chartex" xmlns:cx4="http://schemas.microsoft.com/office/drawing/2016/5/10/chartex" xmlns:cx5="http://schemas.microsoft.com/office/drawing/2016/5/11/chartex" xmlns:cx6="http://schemas.microsoft.com/office/drawing/2016/5/12/chartex" xmlns:cx7="http://schemas.microsoft.com/office/drawing/2016/5/13/chartex" xmlns:cx8="http://schemas.microsoft.com/office/drawing/2016/5/14/chartex" xmlns:mc="http://schemas.openxmlformats.org/markup-compatibility/2006" xmlns:aink="http://schemas.microsoft.com/office/drawing/2016/ink" xmlns:am3d="http://schemas.microsoft.com/office/drawing/2017/model3d" xmlns:o="urn:schemas-microsoft-com:office:office" xmlns:r="http://schemas.openxmlformats.org/officeDocument/2006/relationships" xmlns:m="http://schemas.openxmlformats.org/officeDocument/2006/math" xmlns:v="urn:schemas-microsoft-com:vml" xmlns:wp14="http://schemas.microsoft.com/office/word/2010/wordprocessingDrawing" xmlns:wp="http://schemas.openxmlformats.org/drawingml/2006/wordprocessingDrawing" xmlns:w10="urn:schemas-microsoft-com:office:word" xmlns:w="http://schemas.openxmlformats.org/wordprocessingml/2006/main" xmlns:w14="http://schemas.microsoft.com/office/word/2010/wordml" xmlns:w15="http://schemas.microsoft.com/office/word/2012/wordml" xmlns:w16cex="http://schemas.microsoft.com/office/word/2018/wordml/cex" xmlns:w16cid="http://schemas.microsoft.com/office/word/2016/wordml/cid" xmlns:w16="http://schemas.microsoft.com/office/word/2018/wordml" xmlns:w16se="http://schemas.microsoft.com/office/word/2015/wordml/symex" xmlns:wpg="http://schemas.microsoft.com/office/word/2010/wordprocessingGroup" xmlns:wpi="http://schemas.microsoft.com/office/word/2010/wordprocessingInk" xmlns:wne="http://schemas.microsoft.com/office/word/2006/wordml" xmlns:wps="http://schemas.microsoft.com/office/word/2010/wordprocessingShape" mc:Ignorable="w14 w15 w16se w16cid w16 w16cex wp14">
+  <w:p>
+    <w:pPr>
       <w:jc w:val="right"/>
       <w:rPr>
         <w:rFonts w:ascii="Arial" w:hAnsi="Arial" w:cs="Arial"/>
@@ -34887,7 +32380,6 @@
       </w:rPr>
       <w:t xml:space="preserve"> </w:t>
     </w:r>
-    <w:proofErr w:type="spellStart"/>
     <w:r>
       <w:rPr>
         <w:rFonts w:ascii="Arial" w:hAnsi="Arial" w:cs="Arial"/>
@@ -34895,49 +32387,8 @@
         <w:szCs w:val="21"/>
         <w:lang w:val="en-US" w:eastAsia="en-US"/>
       </w:rPr>
-      <w:t>Jurnal</w:t>
+      <w:t>Jurnal Sains dan Teknologi</w:t>
     </w:r>
-    <w:proofErr w:type="spellEnd"/>
-    <w:r>
-      <w:rPr>
-        <w:rFonts w:ascii="Arial" w:hAnsi="Arial" w:cs="Arial"/>
-        <w:sz w:val="21"/>
-        <w:szCs w:val="21"/>
-        <w:lang w:val="en-US" w:eastAsia="en-US"/>
-      </w:rPr>
-      <w:t xml:space="preserve"> </w:t>
-    </w:r>
-    <w:proofErr w:type="spellStart"/>
-    <w:r>
-      <w:rPr>
-        <w:rFonts w:ascii="Arial" w:hAnsi="Arial" w:cs="Arial"/>
-        <w:sz w:val="21"/>
-        <w:szCs w:val="21"/>
-        <w:lang w:val="en-US" w:eastAsia="en-US"/>
-      </w:rPr>
-      <w:t>Sains</w:t>
-    </w:r>
-    <w:proofErr w:type="spellEnd"/>
-    <w:r>
-      <w:rPr>
-        <w:rFonts w:ascii="Arial" w:hAnsi="Arial" w:cs="Arial"/>
-        <w:sz w:val="21"/>
-        <w:szCs w:val="21"/>
-        <w:lang w:val="en-US" w:eastAsia="en-US"/>
-      </w:rPr>
-      <w:t xml:space="preserve"> dan </w:t>
-    </w:r>
-    <w:proofErr w:type="spellStart"/>
-    <w:r>
-      <w:rPr>
-        <w:rFonts w:ascii="Arial" w:hAnsi="Arial" w:cs="Arial"/>
-        <w:sz w:val="21"/>
-        <w:szCs w:val="21"/>
-        <w:lang w:val="en-US" w:eastAsia="en-US"/>
-      </w:rPr>
-      <w:t>Teknologi</w:t>
-    </w:r>
-    <w:proofErr w:type="spellEnd"/>
     <w:r>
       <w:rPr>
         <w:rFonts w:ascii="Arial" w:hAnsi="Arial" w:cs="Arial"/>
@@ -34986,6 +32437,16 @@
 </w:ftr>
 </file>
 
+<file path=word/footer3.xml><?xml version="1.0" encoding="utf-8"?>
+<w:ftr xmlns:wpc="http://schemas.microsoft.com/office/word/2010/wordprocessingCanvas" xmlns:cx="http://schemas.microsoft.com/office/drawing/2014/chartex" xmlns:cx1="http://schemas.microsoft.com/office/drawing/2015/9/8/chartex" xmlns:cx2="http://schemas.microsoft.com/office/drawing/2015/10/21/chartex" xmlns:cx3="http://schemas.microsoft.com/office/drawing/2016/5/9/chartex" xmlns:cx4="http://schemas.microsoft.com/office/drawing/2016/5/10/chartex" xmlns:cx5="http://schemas.microsoft.com/office/drawing/2016/5/11/chartex" xmlns:cx6="http://schemas.microsoft.com/office/drawing/2016/5/12/chartex" xmlns:cx7="http://schemas.microsoft.com/office/drawing/2016/5/13/chartex" xmlns:cx8="http://schemas.microsoft.com/office/drawing/2016/5/14/chartex" xmlns:mc="http://schemas.openxmlformats.org/markup-compatibility/2006" xmlns:aink="http://schemas.microsoft.com/office/drawing/2016/ink" xmlns:am3d="http://schemas.microsoft.com/office/drawing/2017/model3d" xmlns:o="urn:schemas-microsoft-com:office:office" xmlns:r="http://schemas.openxmlformats.org/officeDocument/2006/relationships" xmlns:m="http://schemas.openxmlformats.org/officeDocument/2006/math" xmlns:v="urn:schemas-microsoft-com:vml" xmlns:wp14="http://schemas.microsoft.com/office/word/2010/wordprocessingDrawing" xmlns:wp="http://schemas.openxmlformats.org/drawingml/2006/wordprocessingDrawing" xmlns:w10="urn:schemas-microsoft-com:office:word" xmlns:w="http://schemas.openxmlformats.org/wordprocessingml/2006/main" xmlns:w14="http://schemas.microsoft.com/office/word/2010/wordml" xmlns:w15="http://schemas.microsoft.com/office/word/2012/wordml" xmlns:w16cex="http://schemas.microsoft.com/office/word/2018/wordml/cex" xmlns:w16cid="http://schemas.microsoft.com/office/word/2016/wordml/cid" xmlns:w16="http://schemas.microsoft.com/office/word/2018/wordml" xmlns:w16se="http://schemas.microsoft.com/office/word/2015/wordml/symex" xmlns:wpg="http://schemas.microsoft.com/office/word/2010/wordprocessingGroup" xmlns:wpi="http://schemas.microsoft.com/office/word/2010/wordprocessingInk" xmlns:wne="http://schemas.microsoft.com/office/word/2006/wordml" xmlns:wps="http://schemas.microsoft.com/office/word/2010/wordprocessingShape" mc:Ignorable="w14 w15 w16se w16cid w16 w16cex wp14">
+  <w:p>
+    <w:pPr>
+      <w:pStyle w:val="Footer"/>
+    </w:pPr>
+  </w:p>
+</w:ftr>
+</file>
+
 <file path=word/footnotes.xml><?xml version="1.0" encoding="utf-8"?>
 <w:footnotes xmlns:wpc="http://schemas.microsoft.com/office/word/2010/wordprocessingCanvas" xmlns:cx="http://schemas.microsoft.com/office/drawing/2014/chartex" xmlns:cx1="http://schemas.microsoft.com/office/drawing/2015/9/8/chartex" xmlns:cx2="http://schemas.microsoft.com/office/drawing/2015/10/21/chartex" xmlns:cx3="http://schemas.microsoft.com/office/drawing/2016/5/9/chartex" xmlns:cx4="http://schemas.microsoft.com/office/drawing/2016/5/10/chartex" xmlns:cx5="http://schemas.microsoft.com/office/drawing/2016/5/11/chartex" xmlns:cx6="http://schemas.microsoft.com/office/drawing/2016/5/12/chartex" xmlns:cx7="http://schemas.microsoft.com/office/drawing/2016/5/13/chartex" xmlns:cx8="http://schemas.microsoft.com/office/drawing/2016/5/14/chartex" xmlns:mc="http://schemas.openxmlformats.org/markup-compatibility/2006" xmlns:aink="http://schemas.microsoft.com/office/drawing/2016/ink" xmlns:am3d="http://schemas.microsoft.com/office/drawing/2017/model3d" xmlns:o="urn:schemas-microsoft-com:office:office" xmlns:r="http://schemas.openxmlformats.org/officeDocument/2006/relationships" xmlns:m="http://schemas.openxmlformats.org/officeDocument/2006/math" xmlns:v="urn:schemas-microsoft-com:vml" xmlns:wp14="http://schemas.microsoft.com/office/word/2010/wordprocessingDrawing" xmlns:wp="http://schemas.openxmlformats.org/drawingml/2006/wordprocessingDrawing" xmlns:w10="urn:schemas-microsoft-com:office:word" xmlns:w="http://schemas.openxmlformats.org/wordprocessingml/2006/main" xmlns:w14="http://schemas.microsoft.com/office/word/2010/wordml" xmlns:w15="http://schemas.microsoft.com/office/word/2012/wordml" xmlns:w16cex="http://schemas.microsoft.com/office/word/2018/wordml/cex" xmlns:w16cid="http://schemas.microsoft.com/office/word/2016/wordml/cid" xmlns:w16="http://schemas.microsoft.com/office/word/2018/wordml" xmlns:w16se="http://schemas.microsoft.com/office/word/2015/wordml/symex" xmlns:wpg="http://schemas.microsoft.com/office/word/2010/wordprocessingGroup" xmlns:wpi="http://schemas.microsoft.com/office/word/2010/wordprocessingInk" xmlns:wne="http://schemas.microsoft.com/office/word/2006/wordml" xmlns:wps="http://schemas.microsoft.com/office/word/2010/wordprocessingShape" mc:Ignorable="w14 w15 w16se w16cid w16 w16cex wp14">
   <w:footnote w:type="separator" w:id="-1">
@@ -35012,6 +32473,16 @@
 </file>
 
 <file path=word/header1.xml><?xml version="1.0" encoding="utf-8"?>
+<w:hdr xmlns:wpc="http://schemas.microsoft.com/office/word/2010/wordprocessingCanvas" xmlns:cx="http://schemas.microsoft.com/office/drawing/2014/chartex" xmlns:cx1="http://schemas.microsoft.com/office/drawing/2015/9/8/chartex" xmlns:cx2="http://schemas.microsoft.com/office/drawing/2015/10/21/chartex" xmlns:cx3="http://schemas.microsoft.com/office/drawing/2016/5/9/chartex" xmlns:cx4="http://schemas.microsoft.com/office/drawing/2016/5/10/chartex" xmlns:cx5="http://schemas.microsoft.com/office/drawing/2016/5/11/chartex" xmlns:cx6="http://schemas.microsoft.com/office/drawing/2016/5/12/chartex" xmlns:cx7="http://schemas.microsoft.com/office/drawing/2016/5/13/chartex" xmlns:cx8="http://schemas.microsoft.com/office/drawing/2016/5/14/chartex" xmlns:mc="http://schemas.openxmlformats.org/markup-compatibility/2006" xmlns:aink="http://schemas.microsoft.com/office/drawing/2016/ink" xmlns:am3d="http://schemas.microsoft.com/office/drawing/2017/model3d" xmlns:o="urn:schemas-microsoft-com:office:office" xmlns:r="http://schemas.openxmlformats.org/officeDocument/2006/relationships" xmlns:m="http://schemas.openxmlformats.org/officeDocument/2006/math" xmlns:v="urn:schemas-microsoft-com:vml" xmlns:wp14="http://schemas.microsoft.com/office/word/2010/wordprocessingDrawing" xmlns:wp="http://schemas.openxmlformats.org/drawingml/2006/wordprocessingDrawing" xmlns:w10="urn:schemas-microsoft-com:office:word" xmlns:w="http://schemas.openxmlformats.org/wordprocessingml/2006/main" xmlns:w14="http://schemas.microsoft.com/office/word/2010/wordml" xmlns:w15="http://schemas.microsoft.com/office/word/2012/wordml" xmlns:w16cex="http://schemas.microsoft.com/office/word/2018/wordml/cex" xmlns:w16cid="http://schemas.microsoft.com/office/word/2016/wordml/cid" xmlns:w16="http://schemas.microsoft.com/office/word/2018/wordml" xmlns:w16se="http://schemas.microsoft.com/office/word/2015/wordml/symex" xmlns:wpg="http://schemas.microsoft.com/office/word/2010/wordprocessingGroup" xmlns:wpi="http://schemas.microsoft.com/office/word/2010/wordprocessingInk" xmlns:wne="http://schemas.microsoft.com/office/word/2006/wordml" xmlns:wps="http://schemas.microsoft.com/office/word/2010/wordprocessingShape" mc:Ignorable="w14 w15 w16se w16cid w16 w16cex wp14">
+  <w:p>
+    <w:pPr>
+      <w:pStyle w:val="Header"/>
+    </w:pPr>
+  </w:p>
+</w:hdr>
+</file>
+
+<file path=word/header2.xml><?xml version="1.0" encoding="utf-8"?>
 <w:hdr xmlns:wpc="http://schemas.microsoft.com/office/word/2010/wordprocessingCanvas" xmlns:cx="http://schemas.microsoft.com/office/drawing/2014/chartex" xmlns:cx1="http://schemas.microsoft.com/office/drawing/2015/9/8/chartex" xmlns:cx2="http://schemas.microsoft.com/office/drawing/2015/10/21/chartex" xmlns:cx3="http://schemas.microsoft.com/office/drawing/2016/5/9/chartex" xmlns:cx4="http://schemas.microsoft.com/office/drawing/2016/5/10/chartex" xmlns:cx5="http://schemas.microsoft.com/office/drawing/2016/5/11/chartex" xmlns:cx6="http://schemas.microsoft.com/office/drawing/2016/5/12/chartex" xmlns:cx7="http://schemas.microsoft.com/office/drawing/2016/5/13/chartex" xmlns:cx8="http://schemas.microsoft.com/office/drawing/2016/5/14/chartex" xmlns:mc="http://schemas.openxmlformats.org/markup-compatibility/2006" xmlns:aink="http://schemas.microsoft.com/office/drawing/2016/ink" xmlns:am3d="http://schemas.microsoft.com/office/drawing/2017/model3d" xmlns:o="urn:schemas-microsoft-com:office:office" xmlns:r="http://schemas.openxmlformats.org/officeDocument/2006/relationships" xmlns:m="http://schemas.openxmlformats.org/officeDocument/2006/math" xmlns:v="urn:schemas-microsoft-com:vml" xmlns:wp14="http://schemas.microsoft.com/office/word/2010/wordprocessingDrawing" xmlns:wp="http://schemas.openxmlformats.org/drawingml/2006/wordprocessingDrawing" xmlns:w10="urn:schemas-microsoft-com:office:word" xmlns:w="http://schemas.openxmlformats.org/wordprocessingml/2006/main" xmlns:w14="http://schemas.microsoft.com/office/word/2010/wordml" xmlns:w15="http://schemas.microsoft.com/office/word/2012/wordml" xmlns:w16cex="http://schemas.microsoft.com/office/word/2018/wordml/cex" xmlns:w16cid="http://schemas.microsoft.com/office/word/2016/wordml/cid" xmlns:w16="http://schemas.microsoft.com/office/word/2018/wordml" xmlns:w16se="http://schemas.microsoft.com/office/word/2015/wordml/symex" xmlns:wpg="http://schemas.microsoft.com/office/word/2010/wordprocessingGroup" xmlns:wpi="http://schemas.microsoft.com/office/word/2010/wordprocessingInk" xmlns:wne="http://schemas.microsoft.com/office/word/2006/wordml" xmlns:wps="http://schemas.microsoft.com/office/word/2010/wordprocessingShape" mc:Ignorable="w14 w15 w16se w16cid w16 w16cex wp14">
   <w:p>
     <w:pPr>
@@ -35074,9 +32545,8 @@
         <w:lang w:val="en-US"/>
       </w:rPr>
       <w:tab/>
-      <w:t xml:space="preserve">Vol. No </w:t>
+      <w:t xml:space="preserve">Vol. </w:t>
     </w:r>
-    <w:proofErr w:type="spellStart"/>
     <w:r>
       <w:rPr>
         <w:rFonts w:ascii="Arial" w:hAnsi="Arial" w:cs="Arial"/>
@@ -35084,9 +32554,8 @@
         <w:szCs w:val="20"/>
         <w:lang w:val="en-US"/>
       </w:rPr>
-      <w:t>Bulan</w:t>
+      <w:t>10 Oktober 2020</w:t>
     </w:r>
-    <w:proofErr w:type="spellEnd"/>
     <w:r>
       <w:rPr>
         <w:rFonts w:ascii="Arial" w:hAnsi="Arial" w:cs="Arial"/>
@@ -35096,26 +32565,16 @@
       </w:rPr>
       <w:t xml:space="preserve"> </w:t>
     </w:r>
-    <w:proofErr w:type="spellStart"/>
-    <w:r>
-      <w:rPr>
-        <w:rFonts w:ascii="Arial" w:hAnsi="Arial" w:cs="Arial"/>
-        <w:sz w:val="20"/>
-        <w:szCs w:val="20"/>
-        <w:lang w:val="en-US"/>
-      </w:rPr>
-      <w:t>Tahun</w:t>
-    </w:r>
-    <w:proofErr w:type="spellEnd"/>
-    <w:r>
-      <w:rPr>
-        <w:rFonts w:ascii="Arial" w:hAnsi="Arial" w:cs="Arial"/>
-        <w:sz w:val="20"/>
-        <w:szCs w:val="20"/>
-        <w:lang w:val="en-US"/>
-      </w:rPr>
-      <w:t xml:space="preserve"> </w:t>
-    </w:r>
+  </w:p>
+</w:hdr>
+</file>
+
+<file path=word/header3.xml><?xml version="1.0" encoding="utf-8"?>
+<w:hdr xmlns:wpc="http://schemas.microsoft.com/office/word/2010/wordprocessingCanvas" xmlns:cx="http://schemas.microsoft.com/office/drawing/2014/chartex" xmlns:cx1="http://schemas.microsoft.com/office/drawing/2015/9/8/chartex" xmlns:cx2="http://schemas.microsoft.com/office/drawing/2015/10/21/chartex" xmlns:cx3="http://schemas.microsoft.com/office/drawing/2016/5/9/chartex" xmlns:cx4="http://schemas.microsoft.com/office/drawing/2016/5/10/chartex" xmlns:cx5="http://schemas.microsoft.com/office/drawing/2016/5/11/chartex" xmlns:cx6="http://schemas.microsoft.com/office/drawing/2016/5/12/chartex" xmlns:cx7="http://schemas.microsoft.com/office/drawing/2016/5/13/chartex" xmlns:cx8="http://schemas.microsoft.com/office/drawing/2016/5/14/chartex" xmlns:mc="http://schemas.openxmlformats.org/markup-compatibility/2006" xmlns:aink="http://schemas.microsoft.com/office/drawing/2016/ink" xmlns:am3d="http://schemas.microsoft.com/office/drawing/2017/model3d" xmlns:o="urn:schemas-microsoft-com:office:office" xmlns:r="http://schemas.openxmlformats.org/officeDocument/2006/relationships" xmlns:m="http://schemas.openxmlformats.org/officeDocument/2006/math" xmlns:v="urn:schemas-microsoft-com:vml" xmlns:wp14="http://schemas.microsoft.com/office/word/2010/wordprocessingDrawing" xmlns:wp="http://schemas.openxmlformats.org/drawingml/2006/wordprocessingDrawing" xmlns:w10="urn:schemas-microsoft-com:office:word" xmlns:w="http://schemas.openxmlformats.org/wordprocessingml/2006/main" xmlns:w14="http://schemas.microsoft.com/office/word/2010/wordml" xmlns:w15="http://schemas.microsoft.com/office/word/2012/wordml" xmlns:w16cex="http://schemas.microsoft.com/office/word/2018/wordml/cex" xmlns:w16cid="http://schemas.microsoft.com/office/word/2016/wordml/cid" xmlns:w16="http://schemas.microsoft.com/office/word/2018/wordml" xmlns:w16se="http://schemas.microsoft.com/office/word/2015/wordml/symex" xmlns:wpg="http://schemas.microsoft.com/office/word/2010/wordprocessingGroup" xmlns:wpi="http://schemas.microsoft.com/office/word/2010/wordprocessingInk" xmlns:wne="http://schemas.microsoft.com/office/word/2006/wordml" xmlns:wps="http://schemas.microsoft.com/office/word/2010/wordprocessingShape" mc:Ignorable="w14 w15 w16se w16cid w16 w16cex wp14">
+  <w:p>
+    <w:pPr>
+      <w:pStyle w:val="Header"/>
+    </w:pPr>
   </w:p>
 </w:hdr>
 </file>
@@ -35164,6 +32623,7 @@
     <w:lsdException w:name="Strong" w:uiPriority="22" w:qFormat="1"/>
     <w:lsdException w:name="Emphasis" w:uiPriority="20" w:qFormat="1"/>
     <w:lsdException w:name="HTML Keyboard" w:semiHidden="1" w:unhideWhenUsed="1"/>
+    <w:lsdException w:name="Normal Table" w:semiHidden="1" w:unhideWhenUsed="1"/>
     <w:lsdException w:name="annotation subject" w:semiHidden="1" w:unhideWhenUsed="1"/>
     <w:lsdException w:name="No List" w:semiHidden="1" w:unhideWhenUsed="1"/>
     <w:lsdException w:name="Outline List 1" w:semiHidden="1" w:unhideWhenUsed="1"/>
@@ -35206,8 +32666,11 @@
     <w:lsdException w:name="Table Contemporary" w:semiHidden="1" w:unhideWhenUsed="1"/>
     <w:lsdException w:name="Table Elegant" w:semiHidden="1" w:unhideWhenUsed="1"/>
     <w:lsdException w:name="Table Professional" w:semiHidden="1" w:unhideWhenUsed="1"/>
+    <w:lsdException w:name="Table Subtle 1" w:semiHidden="1" w:unhideWhenUsed="1"/>
     <w:lsdException w:name="Table Subtle 2" w:semiHidden="1" w:unhideWhenUsed="1"/>
     <w:lsdException w:name="Table Web 1" w:semiHidden="1" w:unhideWhenUsed="1"/>
+    <w:lsdException w:name="Table Web 2" w:semiHidden="1" w:unhideWhenUsed="1"/>
+    <w:lsdException w:name="Table Web 3" w:semiHidden="1" w:unhideWhenUsed="1"/>
     <w:lsdException w:name="Balloon Text" w:semiHidden="1" w:unhideWhenUsed="1"/>
     <w:lsdException w:name="Table Grid" w:uiPriority="59"/>
     <w:lsdException w:name="Table Theme" w:semiHidden="1" w:unhideWhenUsed="1"/>
